--- a/LLVM-IR-Explorer/Report.docx
+++ b/LLVM-IR-Explorer/Report.docx
@@ -282,17 +282,38 @@
           <w:sz w:val="24"/>
           <w:szCs w:val="24"/>
         </w:rPr>
-        <w:t xml:space="preserve">[TODO] Summarise the LLVM source tree (llvm/, clang/, clang-tools-extra/, lib/, include/, tools/, ...) in your own words.</w:t>
-      </w:r>
-    </w:p>
-    <w:p>
-      <w:pPr>
+        <w:t xml:space="preserve">LLVM lives in the llvm-project monorepo (release/17.x was used). The parts relevant here are:</w:t>
+      </w:r>
+    </w:p>
+    <w:p>
+      <w:pPr>
+        <w:rPr>
+          <w:sz w:val="24"/>
+          <w:szCs w:val="24"/>
+        </w:rPr>
+      </w:pPr>
+      <w:r>
         <w:rPr>
           <w:b/>
           <w:bCs/>
           <w:sz w:val="24"/>
           <w:szCs w:val="24"/>
-          <w:u w:val="single"/>
+        </w:rPr>
+        <w:t xml:space="preserve">llvm/</w:t>
+      </w:r>
+      <w:r>
+        <w:rPr>
+          <w:sz w:val="24"/>
+          <w:szCs w:val="24"/>
+        </w:rPr>
+        <w:t xml:space="preserve">: the core. include/llvm/ holds the public headers (IR/, ADT/, Support/, Analysis/, Transforms/, CodeGen/, ...); lib/ holds the implementations of the same components (lib/IR for the IR classes, lib/Analysis, lib/Transforms for optimisation passes, lib/CodeGen for the backend framework and lib/Target/X86 etc. for target backends); tools/ builds the command-line programs (llc, opt, lli, llvm-as, llvm-dis); test/ and unittests/ hold the regression and unit tests; docs/ and utils/ hold documentation and helper scripts.</w:t>
+      </w:r>
+    </w:p>
+    <w:p>
+      <w:pPr>
+        <w:rPr>
+          <w:sz w:val="24"/>
+          <w:szCs w:val="24"/>
         </w:rPr>
       </w:pPr>
       <w:r>
@@ -301,9 +322,15 @@
           <w:bCs/>
           <w:sz w:val="24"/>
           <w:szCs w:val="24"/>
-          <w:u w:val="single"/>
-        </w:rPr>
-        <w:t xml:space="preserve">2. LLVM IR Study of Core C/C++ Constructs</w:t>
+        </w:rPr>
+        <w:t xml:space="preserve">clang/</w:t>
+      </w:r>
+      <w:r>
+        <w:rPr>
+          <w:sz w:val="24"/>
+          <w:szCs w:val="24"/>
+        </w:rPr>
+        <w:t xml:space="preserve">: the C-family frontend. lib/Lex (lexer, preprocessor), lib/Parse, lib/Sema (semantic analysis), lib/AST, and lib/CodeGen, which lowers the AST to LLVM IR, i.e. the part that produces the .ll files studied in this report; include/clang holds its headers and tools/ the clang driver.</w:t>
       </w:r>
     </w:p>
     <w:p>
@@ -320,8 +347,23 @@
           <w:sz w:val="24"/>
           <w:szCs w:val="24"/>
         </w:rPr>
-        <w:t>A</w:t>
-      </w:r>
+        <w:t xml:space="preserve">clang-tools-extra/</w:t>
+      </w:r>
+      <w:r>
+        <w:rPr>
+          <w:sz w:val="24"/>
+          <w:szCs w:val="24"/>
+        </w:rPr>
+        <w:t xml:space="preserve">: tools built on Clang libraries such as clang-tidy, clangd and clang-format related utilities.</w:t>
+      </w:r>
+    </w:p>
+    <w:p>
+      <w:pPr>
+        <w:rPr>
+          <w:sz w:val="24"/>
+          <w:szCs w:val="24"/>
+        </w:rPr>
+      </w:pPr>
       <w:r>
         <w:rPr>
           <w:b/>
@@ -329,14 +371,83 @@
           <w:sz w:val="24"/>
           <w:szCs w:val="24"/>
         </w:rPr>
-        <w:t>)</w:t>
-      </w:r>
-      <w:r>
+        <w:t xml:space="preserve">cmake/, runtimes/, ...</w:t>
+      </w:r>
+      <w:r>
+        <w:rPr>
+          <w:sz w:val="24"/>
+          <w:szCs w:val="24"/>
+        </w:rPr>
+        <w:t xml:space="preserve">: build-system modules and runtime libraries; only llvm, clang and clang-tools-extra are enabled through -DLLVM_ENABLE_PROJECTS="clang-tools-extra;clang".</w:t>
+      </w:r>
+    </w:p>
+    <w:p>
+      <w:pPr>
+        <w:rPr>
+          <w:sz w:val="24"/>
+          <w:szCs w:val="24"/>
+        </w:rPr>
+      </w:pPr>
+      <w:r>
+        <w:rPr>
+          <w:sz w:val="24"/>
+          <w:szCs w:val="24"/>
+        </w:rPr>
+        <w:t xml:space="preserve">Pipeline used in this report: source (.c/.cpp) -&gt; clang frontend (lex, parse, Sema, AST) -&gt; clang/lib/CodeGen -&gt; LLVM IR (.ll) -&gt; optional passes (opt) -&gt; llc backend -&gt; assembly.</w:t>
+      </w:r>
+    </w:p>
+    <w:p>
+      <w:pPr>
         <w:rPr>
           <w:b/>
           <w:bCs/>
           <w:sz w:val="24"/>
           <w:szCs w:val="24"/>
+          <w:u w:val="single"/>
+        </w:rPr>
+      </w:pPr>
+      <w:r>
+        <w:rPr>
+          <w:b/>
+          <w:bCs/>
+          <w:sz w:val="24"/>
+          <w:szCs w:val="24"/>
+          <w:u w:val="single"/>
+        </w:rPr>
+        <w:t xml:space="preserve">2. LLVM IR Study of Core C/C++ Constructs</w:t>
+      </w:r>
+    </w:p>
+    <w:p>
+      <w:pPr>
+        <w:rPr>
+          <w:sz w:val="24"/>
+          <w:szCs w:val="24"/>
+        </w:rPr>
+      </w:pPr>
+      <w:r>
+        <w:rPr>
+          <w:b/>
+          <w:bCs/>
+          <w:sz w:val="24"/>
+          <w:szCs w:val="24"/>
+        </w:rPr>
+        <w:t>A</w:t>
+      </w:r>
+      <w:r>
+        <w:rPr>
+          <w:b/>
+          <w:bCs/>
+          <w:sz w:val="24"/>
+          <w:szCs w:val="24"/>
+        </w:rPr>
+        <w:t>)</w:t>
+      </w:r>
+      <w:r>
+        <w:rPr>
+          <w:b/>
+          <w:bCs/>
+          <w:sz w:val="24"/>
+          <w:szCs w:val="24"/>
         </w:rPr>
         <w:t xml:space="preserve"> </w:t>
       </w:r>
@@ -5600,7 +5711,7 @@
           <w:sz w:val="20"/>
           <w:szCs w:val="20"/>
         </w:rPr>
-        <w:t xml:space="preserve">        square(3);</w:t>
+        <w:t xml:space="preserve">        printf("The square of 3 = %d", square(3));</w:t>
       </w:r>
     </w:p>
     <w:p>
@@ -6451,99 +6562,16 @@
     <w:p>
       <w:pPr>
         <w:rPr>
-          <w:rFonts w:cstheme="minorHAnsi"/>
-          <w:sz w:val="24"/>
-          <w:szCs w:val="24"/>
-        </w:rPr>
-      </w:pPr>
-      <w:r>
-        <w:rPr>
-          <w:rFonts w:cstheme="minorHAnsi"/>
-          <w:sz w:val="24"/>
-          <w:szCs w:val="24"/>
-        </w:rPr>
-        <w:t>When main() calls square(3), the value 3 is directed passed to the square</w:t>
-      </w:r>
-      <w:r>
-        <w:rPr>
-          <w:rFonts w:cstheme="minorHAnsi"/>
-          <w:sz w:val="24"/>
-          <w:szCs w:val="24"/>
-        </w:rPr>
-        <w:t>()</w:t>
-      </w:r>
-      <w:r>
-        <w:rPr>
-          <w:rFonts w:cstheme="minorHAnsi"/>
-          <w:sz w:val="24"/>
-          <w:szCs w:val="24"/>
-        </w:rPr>
-        <w:t xml:space="preserve"> function</w:t>
-      </w:r>
-      <w:r>
-        <w:rPr>
-          <w:rFonts w:cstheme="minorHAnsi"/>
-          <w:sz w:val="24"/>
-          <w:szCs w:val="24"/>
-        </w:rPr>
-        <w:t xml:space="preserve"> </w:t>
-      </w:r>
-      <w:r>
-        <w:rPr>
-          <w:rFonts w:cstheme="minorHAnsi"/>
-          <w:sz w:val="24"/>
-          <w:szCs w:val="24"/>
-        </w:rPr>
-        <w:t xml:space="preserve">and received as the parameter %0 inside the function. This value is then stored in %2 to which memory has been allocated and on which the required computation will be performed and the resultant value stored in %2 and returned back to the main function which called the </w:t>
-      </w:r>
-      <w:r>
-        <w:rPr>
-          <w:rFonts w:cstheme="minorHAnsi"/>
-          <w:sz w:val="24"/>
-          <w:szCs w:val="24"/>
-        </w:rPr>
-        <w:lastRenderedPageBreak/>
-        <w:t xml:space="preserve">square function. The main function receives this value using the call </w:t>
-      </w:r>
-      <w:r>
-        <w:rPr>
-          <w:rFonts w:cstheme="minorHAnsi"/>
-          <w:sz w:val="24"/>
-          <w:szCs w:val="24"/>
-        </w:rPr>
-        <w:t>instruction</w:t>
-      </w:r>
-      <w:r>
-        <w:rPr>
-          <w:rFonts w:cstheme="minorHAnsi"/>
-          <w:sz w:val="24"/>
-          <w:szCs w:val="24"/>
-        </w:rPr>
-        <w:t xml:space="preserve"> in register %2</w:t>
-      </w:r>
-      <w:r>
-        <w:rPr>
-          <w:rFonts w:cstheme="minorHAnsi"/>
-          <w:sz w:val="24"/>
-          <w:szCs w:val="24"/>
-        </w:rPr>
-        <w:t xml:space="preserve"> which can then be used for further computation </w:t>
-      </w:r>
-      <w:r>
-        <w:rPr>
-          <w:rFonts w:cstheme="minorHAnsi"/>
-          <w:sz w:val="24"/>
-          <w:szCs w:val="24"/>
-        </w:rPr>
-        <w:t>or passed to another function</w:t>
-      </w:r>
-      <w:r>
-        <w:rPr>
-          <w:rFonts w:cstheme="minorHAnsi"/>
-          <w:sz w:val="24"/>
-          <w:szCs w:val="24"/>
-        </w:rPr>
-        <w:t>.</w:t>
+          <w:sz w:val="24"/>
+          <w:szCs w:val="24"/>
+        </w:rPr>
+      </w:pPr>
+      <w:r>
+        <w:rPr>
+          <w:sz w:val="24"/>
+          <w:szCs w:val="24"/>
+        </w:rPr>
+        <w:t xml:space="preserve">When main() calls square(3), the constant 3 is passed by value as the argument %0 of square(). Inside square(), %0 is first stored into a local stack slot (%2) and then loaded twice for the multiplication; the product is the register %5, which is handed back with ret i32 %5. In main(), the call instruction itself yields the returned value as the register %2, which is then passed by value as the second argument of the printf call (%3 = call i32 (ptr, ...) @printf(ptr noundef @.str, i32 noundef %2)). So arguments travel as SSA values in the call, and the result travels back as the value of the call instruction.</w:t>
       </w:r>
     </w:p>
     <w:p>
@@ -6615,43 +6643,35 @@
     <w:p>
       <w:pPr>
         <w:rPr>
-          <w:rFonts w:ascii="Consolas" w:hAnsi="Consolas" w:cstheme="minorHAnsi"/>
-          <w:sz w:val="20"/>
-          <w:szCs w:val="20"/>
-        </w:rPr>
-      </w:pPr>
-      <w:r>
-        <w:rPr>
-          <w:rFonts w:ascii="Consolas" w:hAnsi="Consolas" w:cstheme="minorHAnsi"/>
-          <w:sz w:val="20"/>
-          <w:szCs w:val="20"/>
-        </w:rPr>
-        <w:t>ret i32 %5 ; return result of square</w:t>
-      </w:r>
-      <w:r>
-        <w:rPr>
-          <w:rFonts w:ascii="Consolas" w:hAnsi="Consolas" w:cstheme="minorHAnsi"/>
-          <w:sz w:val="20"/>
-          <w:szCs w:val="20"/>
-        </w:rPr>
-        <w:br/>
-        <w:t xml:space="preserve">ret i32 0 </w:t>
-      </w:r>
-      <w:r>
-        <w:rPr>
-          <w:rFonts w:ascii="Consolas" w:hAnsi="Consolas" w:cstheme="minorHAnsi"/>
-          <w:sz w:val="20"/>
-          <w:szCs w:val="20"/>
-        </w:rPr>
-        <w:t xml:space="preserve"> </w:t>
-      </w:r>
-      <w:r>
-        <w:rPr>
-          <w:rFonts w:ascii="Consolas" w:hAnsi="Consolas" w:cstheme="minorHAnsi"/>
-          <w:sz w:val="20"/>
-          <w:szCs w:val="20"/>
-        </w:rPr>
-        <w:t>; return from main</w:t>
+          <w:rFonts w:ascii="Consolas" w:hAnsi="Consolas"/>
+          <w:sz w:val="20"/>
+          <w:szCs w:val="20"/>
+        </w:rPr>
+      </w:pPr>
+      <w:r>
+        <w:rPr>
+          <w:rFonts w:ascii="Consolas" w:hAnsi="Consolas"/>
+          <w:sz w:val="20"/>
+          <w:szCs w:val="20"/>
+        </w:rPr>
+        <w:t xml:space="preserve">ret i32 %5   ; return result of square</w:t>
+      </w:r>
+    </w:p>
+    <w:p>
+      <w:pPr>
+        <w:rPr>
+          <w:rFonts w:ascii="Consolas" w:hAnsi="Consolas"/>
+          <w:sz w:val="20"/>
+          <w:szCs w:val="20"/>
+        </w:rPr>
+      </w:pPr>
+      <w:r>
+        <w:rPr>
+          <w:rFonts w:ascii="Consolas" w:hAnsi="Consolas"/>
+          <w:sz w:val="20"/>
+          <w:szCs w:val="20"/>
+        </w:rPr>
+        <w:t xml:space="preserve">ret i32 0    ; return from main</w:t>
       </w:r>
     </w:p>
     <w:p>
@@ -7587,36 +7607,167 @@
     <w:p>
       <w:pPr>
         <w:rPr>
-          <w:rFonts w:cstheme="minorHAnsi"/>
-          <w:sz w:val="24"/>
-          <w:szCs w:val="24"/>
-        </w:rPr>
-      </w:pPr>
-      <w:r>
-        <w:rPr>
-          <w:rFonts w:cstheme="minorHAnsi"/>
-          <w:sz w:val="24"/>
-          <w:szCs w:val="24"/>
-        </w:rPr>
-        <w:t xml:space="preserve">This one did not appear in my code. However, on further research I figured out that </w:t>
-      </w:r>
-      <w:proofErr w:type="spellStart"/>
-      <w:r>
-        <w:rPr>
-          <w:rFonts w:cstheme="minorHAnsi"/>
-          <w:sz w:val="24"/>
-          <w:szCs w:val="24"/>
-        </w:rPr>
-        <w:t>zext</w:t>
-      </w:r>
-      <w:proofErr w:type="spellEnd"/>
-      <w:r>
-        <w:rPr>
-          <w:rFonts w:cstheme="minorHAnsi"/>
-          <w:sz w:val="24"/>
-          <w:szCs w:val="24"/>
-        </w:rPr>
-        <w:t xml:space="preserve"> (zero extension) is used to extend unsigned integers by filling higher bits with 0’s.</w:t>
+          <w:sz w:val="24"/>
+          <w:szCs w:val="24"/>
+        </w:rPr>
+      </w:pPr>
+      <w:r>
+        <w:rPr>
+          <w:sz w:val="24"/>
+          <w:szCs w:val="24"/>
+        </w:rPr>
+        <w:t xml:space="preserve">Q1d.c has no zero extension, so a small extra program Q1e.c was written (compiled the same way, see run.sh):</w:t>
+      </w:r>
+    </w:p>
+    <w:p>
+      <w:pPr>
+        <w:rPr>
+          <w:rFonts w:ascii="Consolas" w:hAnsi="Consolas"/>
+          <w:sz w:val="20"/>
+          <w:szCs w:val="20"/>
+        </w:rPr>
+      </w:pPr>
+      <w:r>
+        <w:rPr>
+          <w:rFonts w:ascii="Consolas" w:hAnsi="Consolas"/>
+          <w:sz w:val="20"/>
+          <w:szCs w:val="20"/>
+        </w:rPr>
+        <w:t xml:space="preserve">unsigned char uc = 200;</w:t>
+      </w:r>
+    </w:p>
+    <w:p>
+      <w:pPr>
+        <w:rPr>
+          <w:rFonts w:ascii="Consolas" w:hAnsi="Consolas"/>
+          <w:sz w:val="20"/>
+          <w:szCs w:val="20"/>
+        </w:rPr>
+      </w:pPr>
+      <w:r>
+        <w:rPr>
+          <w:rFonts w:ascii="Consolas" w:hAnsi="Consolas"/>
+          <w:sz w:val="20"/>
+          <w:szCs w:val="20"/>
+        </w:rPr>
+        <w:t xml:space="preserve">unsigned int ui = uc;   // widening of an unsigned value</w:t>
+      </w:r>
+    </w:p>
+    <w:p>
+      <w:pPr>
+        <w:rPr>
+          <w:rFonts w:ascii="Consolas" w:hAnsi="Consolas"/>
+          <w:sz w:val="20"/>
+          <w:szCs w:val="20"/>
+        </w:rPr>
+      </w:pPr>
+      <w:r>
+        <w:rPr>
+          <w:rFonts w:ascii="Consolas" w:hAnsi="Consolas"/>
+          <w:sz w:val="20"/>
+          <w:szCs w:val="20"/>
+        </w:rPr>
+        <w:t xml:space="preserve">int a = 1, b = 2;</w:t>
+      </w:r>
+    </w:p>
+    <w:p>
+      <w:pPr>
+        <w:rPr>
+          <w:rFonts w:ascii="Consolas" w:hAnsi="Consolas"/>
+          <w:sz w:val="20"/>
+          <w:szCs w:val="20"/>
+        </w:rPr>
+      </w:pPr>
+      <w:r>
+        <w:rPr>
+          <w:rFonts w:ascii="Consolas" w:hAnsi="Consolas"/>
+          <w:sz w:val="20"/>
+          <w:szCs w:val="20"/>
+        </w:rPr>
+        <w:t xml:space="preserve">int r = (a &lt; b);        // comparison result (i1) used as an int</w:t>
+      </w:r>
+    </w:p>
+    <w:p>
+      <w:pPr>
+        <w:rPr>
+          <w:rFonts w:ascii="Consolas" w:hAnsi="Consolas"/>
+          <w:sz w:val="20"/>
+          <w:szCs w:val="20"/>
+        </w:rPr>
+      </w:pPr>
+      <w:r>
+        <w:rPr>
+          <w:rFonts w:ascii="Consolas" w:hAnsi="Consolas"/>
+          <w:sz w:val="20"/>
+          <w:szCs w:val="20"/>
+        </w:rPr>
+        <w:t xml:space="preserve">  %9 = load i8, ptr %2, align 1</w:t>
+      </w:r>
+    </w:p>
+    <w:p>
+      <w:pPr>
+        <w:rPr>
+          <w:rFonts w:ascii="Consolas" w:hAnsi="Consolas"/>
+          <w:sz w:val="20"/>
+          <w:szCs w:val="20"/>
+        </w:rPr>
+      </w:pPr>
+      <w:r>
+        <w:rPr>
+          <w:rFonts w:ascii="Consolas" w:hAnsi="Consolas"/>
+          <w:sz w:val="20"/>
+          <w:szCs w:val="20"/>
+        </w:rPr>
+        <w:t xml:space="preserve">  %10 = zext i8 %9 to i32          ; unsigned char -&gt; unsigned int</w:t>
+      </w:r>
+    </w:p>
+    <w:p>
+      <w:pPr>
+        <w:rPr>
+          <w:rFonts w:ascii="Consolas" w:hAnsi="Consolas"/>
+          <w:sz w:val="20"/>
+          <w:szCs w:val="20"/>
+        </w:rPr>
+      </w:pPr>
+      <w:r>
+        <w:rPr>
+          <w:rFonts w:ascii="Consolas" w:hAnsi="Consolas"/>
+          <w:sz w:val="20"/>
+          <w:szCs w:val="20"/>
+        </w:rPr>
+        <w:t xml:space="preserve">  %15 = icmp slt i32 %13, %14       ; the comparison yields an i1</w:t>
+      </w:r>
+    </w:p>
+    <w:p>
+      <w:pPr>
+        <w:rPr>
+          <w:rFonts w:ascii="Consolas" w:hAnsi="Consolas"/>
+          <w:sz w:val="20"/>
+          <w:szCs w:val="20"/>
+        </w:rPr>
+      </w:pPr>
+      <w:r>
+        <w:rPr>
+          <w:rFonts w:ascii="Consolas" w:hAnsi="Consolas"/>
+          <w:sz w:val="20"/>
+          <w:szCs w:val="20"/>
+        </w:rPr>
+        <w:t xml:space="preserve">  %16 = zext i1 %15 to i32          ; i1 -&gt; int (0 or 1)</w:t>
+      </w:r>
+    </w:p>
+    <w:p>
+      <w:pPr>
+        <w:rPr>
+          <w:sz w:val="24"/>
+          <w:szCs w:val="24"/>
+        </w:rPr>
+      </w:pPr>
+      <w:r>
+        <w:rPr>
+          <w:sz w:val="24"/>
+          <w:szCs w:val="24"/>
+        </w:rPr>
+        <w:t xml:space="preserve">The instruction zext (zero extension) is chosen when the source value is unsigned (or is an i1 boolean), because the new high bits must be filled with 0 and not with the sign bit. Clang uses sext for signed sources and zext for unsigned ones.</w:t>
       </w:r>
     </w:p>
     <w:p>
@@ -7714,68 +7865,99 @@
     <w:p>
       <w:pPr>
         <w:rPr>
-          <w:rFonts w:cstheme="minorHAnsi"/>
-          <w:sz w:val="24"/>
-          <w:szCs w:val="24"/>
-        </w:rPr>
-      </w:pPr>
-      <w:r>
-        <w:rPr>
-          <w:rFonts w:cstheme="minorHAnsi"/>
-          <w:sz w:val="24"/>
-          <w:szCs w:val="24"/>
-        </w:rPr>
-        <w:t xml:space="preserve">This one did not appear in my code. However, on further research I figured out that </w:t>
-      </w:r>
-      <w:proofErr w:type="spellStart"/>
-      <w:r>
-        <w:rPr>
-          <w:rFonts w:cstheme="minorHAnsi"/>
-          <w:sz w:val="24"/>
-          <w:szCs w:val="24"/>
-        </w:rPr>
-        <w:t>trunc</w:t>
-      </w:r>
-      <w:proofErr w:type="spellEnd"/>
-      <w:r>
-        <w:rPr>
-          <w:rFonts w:cstheme="minorHAnsi"/>
-          <w:sz w:val="24"/>
-          <w:szCs w:val="24"/>
-        </w:rPr>
-        <w:t xml:space="preserve"> (</w:t>
-      </w:r>
-      <w:r>
-        <w:rPr>
-          <w:rFonts w:cstheme="minorHAnsi"/>
-          <w:sz w:val="24"/>
-          <w:szCs w:val="24"/>
-        </w:rPr>
-        <w:t>truncate</w:t>
-      </w:r>
-      <w:r>
-        <w:rPr>
-          <w:rFonts w:cstheme="minorHAnsi"/>
-          <w:sz w:val="24"/>
-          <w:szCs w:val="24"/>
-        </w:rPr>
-        <w:t xml:space="preserve">) is used to </w:t>
-      </w:r>
-      <w:r>
-        <w:rPr>
-          <w:rFonts w:cstheme="minorHAnsi"/>
-          <w:sz w:val="24"/>
-          <w:szCs w:val="24"/>
-        </w:rPr>
-        <w:t>convert a larger integer type to a smaller one by discarding higher bits</w:t>
-      </w:r>
-      <w:r>
-        <w:rPr>
-          <w:rFonts w:cstheme="minorHAnsi"/>
-          <w:sz w:val="24"/>
-          <w:szCs w:val="24"/>
-        </w:rPr>
-        <w:t>.</w:t>
+          <w:sz w:val="24"/>
+          <w:szCs w:val="24"/>
+        </w:rPr>
+      </w:pPr>
+      <w:r>
+        <w:rPr>
+          <w:sz w:val="24"/>
+          <w:szCs w:val="24"/>
+        </w:rPr>
+        <w:t xml:space="preserve">Also taken from Q1e.c:</w:t>
+      </w:r>
+    </w:p>
+    <w:p>
+      <w:pPr>
+        <w:rPr>
+          <w:rFonts w:ascii="Consolas" w:hAnsi="Consolas"/>
+          <w:sz w:val="20"/>
+          <w:szCs w:val="20"/>
+        </w:rPr>
+      </w:pPr>
+      <w:r>
+        <w:rPr>
+          <w:rFonts w:ascii="Consolas" w:hAnsi="Consolas"/>
+          <w:sz w:val="20"/>
+          <w:szCs w:val="20"/>
+        </w:rPr>
+        <w:t xml:space="preserve">int i = 300;</w:t>
+      </w:r>
+    </w:p>
+    <w:p>
+      <w:pPr>
+        <w:rPr>
+          <w:rFonts w:ascii="Consolas" w:hAnsi="Consolas"/>
+          <w:sz w:val="20"/>
+          <w:szCs w:val="20"/>
+        </w:rPr>
+      </w:pPr>
+      <w:r>
+        <w:rPr>
+          <w:rFonts w:ascii="Consolas" w:hAnsi="Consolas"/>
+          <w:sz w:val="20"/>
+          <w:szCs w:val="20"/>
+        </w:rPr>
+        <w:t xml:space="preserve">char c = (char) i;      // narrowing</w:t>
+      </w:r>
+    </w:p>
+    <w:p>
+      <w:pPr>
+        <w:rPr>
+          <w:rFonts w:ascii="Consolas" w:hAnsi="Consolas"/>
+          <w:sz w:val="20"/>
+          <w:szCs w:val="20"/>
+        </w:rPr>
+      </w:pPr>
+      <w:r>
+        <w:rPr>
+          <w:rFonts w:ascii="Consolas" w:hAnsi="Consolas"/>
+          <w:sz w:val="20"/>
+          <w:szCs w:val="20"/>
+        </w:rPr>
+        <w:t xml:space="preserve">  %11 = load i32, ptr %4, align 4</w:t>
+      </w:r>
+    </w:p>
+    <w:p>
+      <w:pPr>
+        <w:rPr>
+          <w:rFonts w:ascii="Consolas" w:hAnsi="Consolas"/>
+          <w:sz w:val="20"/>
+          <w:szCs w:val="20"/>
+        </w:rPr>
+      </w:pPr>
+      <w:r>
+        <w:rPr>
+          <w:rFonts w:ascii="Consolas" w:hAnsi="Consolas"/>
+          <w:sz w:val="20"/>
+          <w:szCs w:val="20"/>
+        </w:rPr>
+        <w:t xml:space="preserve">  %12 = trunc i32 %11 to i8         ; keep only the low 8 bits (300 -&gt; 44)</w:t>
+      </w:r>
+    </w:p>
+    <w:p>
+      <w:pPr>
+        <w:rPr>
+          <w:sz w:val="24"/>
+          <w:szCs w:val="24"/>
+        </w:rPr>
+      </w:pPr>
+      <w:r>
+        <w:rPr>
+          <w:sz w:val="24"/>
+          <w:szCs w:val="24"/>
+        </w:rPr>
+        <w:t xml:space="preserve">The instruction trunc (truncate) is chosen when a wider integer is converted to a narrower one: the high bits are discarded and only the low bits are kept, so the value can change (300 becomes 44 in an 8-bit char).</w:t>
       </w:r>
     </w:p>
     <w:p>
@@ -8976,59 +9158,52 @@
     <w:p>
       <w:pPr>
         <w:rPr>
-          <w:rFonts w:cstheme="minorHAnsi"/>
-          <w:sz w:val="24"/>
-          <w:szCs w:val="24"/>
-        </w:rPr>
-      </w:pPr>
-      <w:r>
-        <w:rPr>
-          <w:rFonts w:cstheme="minorHAnsi"/>
-          <w:sz w:val="24"/>
-          <w:szCs w:val="24"/>
-        </w:rPr>
-        <w:t xml:space="preserve">Dynamic Allocation: </w:t>
-      </w:r>
-      <w:r>
-        <w:rPr>
-          <w:rFonts w:cstheme="minorHAnsi"/>
-          <w:sz w:val="24"/>
-          <w:szCs w:val="24"/>
-        </w:rPr>
-        <w:t xml:space="preserve"> </w:t>
-      </w:r>
-      <w:r>
-        <w:rPr>
-          <w:rFonts w:ascii="Consolas" w:hAnsi="Consolas" w:cstheme="minorHAnsi"/>
-          <w:sz w:val="20"/>
-          <w:szCs w:val="20"/>
-        </w:rPr>
-        <w:t>declare noalias ptr @malloc(i64 noundef) #1</w:t>
-      </w:r>
-      <w:r>
-        <w:rPr>
-          <w:rFonts w:ascii="Consolas" w:hAnsi="Consolas" w:cstheme="minorHAnsi"/>
-          <w:sz w:val="20"/>
-          <w:szCs w:val="20"/>
-        </w:rPr>
-        <w:t xml:space="preserve">                         </w:t>
-      </w:r>
-      <w:r>
-        <w:rPr>
-          <w:rFonts w:ascii="Consolas" w:hAnsi="Consolas" w:cstheme="minorHAnsi"/>
-          <w:sz w:val="20"/>
-          <w:szCs w:val="20"/>
-        </w:rPr>
-        <w:t>%8 = call noalias ptr @malloc(i64 noundef 20)</w:t>
-      </w:r>
-      <w:r>
-        <w:rPr>
-          <w:rFonts w:ascii="Consolas" w:hAnsi="Consolas" w:cstheme="minorHAnsi"/>
-          <w:sz w:val="20"/>
-          <w:szCs w:val="20"/>
-        </w:rPr>
-        <w:br/>
-        <w:t>store ptr %8, ptr %3</w:t>
+          <w:rFonts w:ascii="Consolas" w:hAnsi="Consolas"/>
+          <w:sz w:val="20"/>
+          <w:szCs w:val="20"/>
+        </w:rPr>
+      </w:pPr>
+      <w:r>
+        <w:rPr>
+          <w:rFonts w:ascii="Consolas" w:hAnsi="Consolas"/>
+          <w:sz w:val="20"/>
+          <w:szCs w:val="20"/>
+        </w:rPr>
+        <w:t xml:space="preserve">declare noalias ptr @malloc(i64 noundef) #1</w:t>
+      </w:r>
+    </w:p>
+    <w:p>
+      <w:pPr>
+        <w:rPr>
+          <w:rFonts w:ascii="Consolas" w:hAnsi="Consolas"/>
+          <w:sz w:val="20"/>
+          <w:szCs w:val="20"/>
+        </w:rPr>
+      </w:pPr>
+      <w:r>
+        <w:rPr>
+          <w:rFonts w:ascii="Consolas" w:hAnsi="Consolas"/>
+          <w:sz w:val="20"/>
+          <w:szCs w:val="20"/>
+        </w:rPr>
+        <w:t xml:space="preserve">%8 = call noalias ptr @malloc(i64 noundef 20)</w:t>
+      </w:r>
+    </w:p>
+    <w:p>
+      <w:pPr>
+        <w:rPr>
+          <w:rFonts w:ascii="Consolas" w:hAnsi="Consolas"/>
+          <w:sz w:val="20"/>
+          <w:szCs w:val="20"/>
+        </w:rPr>
+      </w:pPr>
+      <w:r>
+        <w:rPr>
+          <w:rFonts w:ascii="Consolas" w:hAnsi="Consolas"/>
+          <w:sz w:val="20"/>
+          <w:szCs w:val="20"/>
+        </w:rPr>
+        <w:t xml:space="preserve">store ptr %8, ptr %3</w:t>
       </w:r>
     </w:p>
     <w:p>
@@ -10046,27 +10221,35 @@
     <w:p>
       <w:pPr>
         <w:rPr>
-          <w:rFonts w:ascii="Consolas" w:hAnsi="Consolas" w:cstheme="minorHAnsi"/>
-          <w:sz w:val="20"/>
-          <w:szCs w:val="20"/>
-        </w:rPr>
-      </w:pPr>
-      <w:r>
-        <w:rPr>
-          <w:rFonts w:ascii="Consolas" w:hAnsi="Consolas" w:cstheme="minorHAnsi"/>
-          <w:sz w:val="20"/>
-          <w:szCs w:val="20"/>
-        </w:rPr>
-        <w:t>%2 = alloca %struct.Point, align 4</w:t>
-      </w:r>
-      <w:r>
-        <w:rPr>
-          <w:rFonts w:ascii="Consolas" w:hAnsi="Consolas" w:cstheme="minorHAnsi"/>
-          <w:sz w:val="20"/>
-          <w:szCs w:val="20"/>
-        </w:rPr>
-        <w:br/>
-        <w:t>store i32 1, ptr %3, align 4</w:t>
+          <w:rFonts w:ascii="Consolas" w:hAnsi="Consolas"/>
+          <w:sz w:val="20"/>
+          <w:szCs w:val="20"/>
+        </w:rPr>
+      </w:pPr>
+      <w:r>
+        <w:rPr>
+          <w:rFonts w:ascii="Consolas" w:hAnsi="Consolas"/>
+          <w:sz w:val="20"/>
+          <w:szCs w:val="20"/>
+        </w:rPr>
+        <w:t xml:space="preserve">%2 = alloca %struct.Point, align 4</w:t>
+      </w:r>
+    </w:p>
+    <w:p>
+      <w:pPr>
+        <w:rPr>
+          <w:rFonts w:ascii="Consolas" w:hAnsi="Consolas"/>
+          <w:sz w:val="20"/>
+          <w:szCs w:val="20"/>
+        </w:rPr>
+      </w:pPr>
+      <w:r>
+        <w:rPr>
+          <w:rFonts w:ascii="Consolas" w:hAnsi="Consolas"/>
+          <w:sz w:val="20"/>
+          <w:szCs w:val="20"/>
+        </w:rPr>
+        <w:t xml:space="preserve">store i32 1, ptr %3, align 4</w:t>
       </w:r>
     </w:p>
     <w:p>
@@ -10521,35 +10704,52 @@
     <w:p>
       <w:pPr>
         <w:rPr>
-          <w:rFonts w:ascii="Consolas" w:hAnsi="Consolas" w:cstheme="minorHAnsi"/>
-          <w:sz w:val="20"/>
-          <w:szCs w:val="20"/>
-        </w:rPr>
-      </w:pPr>
-      <w:r>
-        <w:rPr>
-          <w:rFonts w:cstheme="minorHAnsi"/>
-          <w:sz w:val="24"/>
-          <w:szCs w:val="24"/>
-        </w:rPr>
-        <w:t xml:space="preserve">Struct/Class access: </w:t>
-      </w:r>
-      <w:r>
-        <w:rPr>
-          <w:rFonts w:ascii="Consolas" w:hAnsi="Consolas" w:cstheme="minorHAnsi"/>
-          <w:sz w:val="20"/>
-          <w:szCs w:val="20"/>
-        </w:rPr>
-        <w:t>%3 = getelementptr inbounds %struct.Point, ptr %2, i32 0, i32 0</w:t>
-      </w:r>
-      <w:r>
-        <w:rPr>
-          <w:rFonts w:ascii="Consolas" w:hAnsi="Consolas" w:cstheme="minorHAnsi"/>
-          <w:sz w:val="20"/>
-          <w:szCs w:val="20"/>
-        </w:rPr>
-        <w:br/>
-        <w:t>%4 = getelementptr inbounds %struct.Point, ptr %2, i32 0, i32 1</w:t>
+          <w:rFonts w:ascii="Consolas" w:hAnsi="Consolas"/>
+          <w:sz w:val="20"/>
+          <w:szCs w:val="20"/>
+        </w:rPr>
+      </w:pPr>
+      <w:r>
+        <w:rPr>
+          <w:rFonts w:ascii="Consolas" w:hAnsi="Consolas"/>
+          <w:sz w:val="20"/>
+          <w:szCs w:val="20"/>
+        </w:rPr>
+        <w:t xml:space="preserve">Struct/Class access:</w:t>
+      </w:r>
+    </w:p>
+    <w:p>
+      <w:pPr>
+        <w:rPr>
+          <w:rFonts w:ascii="Consolas" w:hAnsi="Consolas"/>
+          <w:sz w:val="20"/>
+          <w:szCs w:val="20"/>
+        </w:rPr>
+      </w:pPr>
+      <w:r>
+        <w:rPr>
+          <w:rFonts w:ascii="Consolas" w:hAnsi="Consolas"/>
+          <w:sz w:val="20"/>
+          <w:szCs w:val="20"/>
+        </w:rPr>
+        <w:t xml:space="preserve">%3 = getelementptr inbounds %struct.Point, ptr %2, i32 0, i32 0</w:t>
+      </w:r>
+    </w:p>
+    <w:p>
+      <w:pPr>
+        <w:rPr>
+          <w:rFonts w:ascii="Consolas" w:hAnsi="Consolas"/>
+          <w:sz w:val="20"/>
+          <w:szCs w:val="20"/>
+        </w:rPr>
+      </w:pPr>
+      <w:r>
+        <w:rPr>
+          <w:rFonts w:ascii="Consolas" w:hAnsi="Consolas"/>
+          <w:sz w:val="20"/>
+          <w:szCs w:val="20"/>
+        </w:rPr>
+        <w:t xml:space="preserve">%4 = getelementptr inbounds %struct.Point, ptr %2, i32 0, i32 1</w:t>
       </w:r>
     </w:p>
     <w:p>
@@ -10730,29 +10930,367 @@
     <w:p>
       <w:pPr>
         <w:rPr>
-          <w:sz w:val="24"/>
-          <w:szCs w:val="24"/>
-        </w:rPr>
-      </w:pPr>
-      <w:r>
-        <w:rPr>
-          <w:sz w:val="24"/>
-          <w:szCs w:val="24"/>
-        </w:rPr>
-        <w:t xml:space="preserve">[TODO] Add code, IR snippets (Q2c_vector.ll) and explanation.</w:t>
-      </w:r>
-    </w:p>
-    <w:p>
-      <w:pPr>
+          <w:rFonts w:ascii="Consolas" w:hAnsi="Consolas"/>
+          <w:sz w:val="20"/>
+          <w:szCs w:val="20"/>
+        </w:rPr>
+      </w:pPr>
+      <w:r>
+        <w:rPr>
+          <w:rFonts w:ascii="Consolas" w:hAnsi="Consolas"/>
+          <w:sz w:val="20"/>
+          <w:szCs w:val="20"/>
+        </w:rPr>
+        <w:t xml:space="preserve">#include &lt;vector&gt;</w:t>
+      </w:r>
+    </w:p>
+    <w:p>
+      <w:pPr>
+        <w:rPr>
+          <w:rFonts w:ascii="Consolas" w:hAnsi="Consolas"/>
+          <w:sz w:val="20"/>
+          <w:szCs w:val="20"/>
+        </w:rPr>
+      </w:pPr>
+      <w:r>
+        <w:rPr>
+          <w:rFonts w:ascii="Consolas" w:hAnsi="Consolas"/>
+          <w:sz w:val="20"/>
+          <w:szCs w:val="20"/>
+        </w:rPr>
+        <w:t xml:space="preserve">int main(){</w:t>
+      </w:r>
+    </w:p>
+    <w:p>
+      <w:pPr>
+        <w:rPr>
+          <w:rFonts w:ascii="Consolas" w:hAnsi="Consolas"/>
+          <w:sz w:val="20"/>
+          <w:szCs w:val="20"/>
+        </w:rPr>
+      </w:pPr>
+      <w:r>
+        <w:rPr>
+          <w:rFonts w:ascii="Consolas" w:hAnsi="Consolas"/>
+          <w:sz w:val="20"/>
+          <w:szCs w:val="20"/>
+        </w:rPr>
+        <w:t xml:space="preserve">        std::vector&lt;int&gt; v;</w:t>
+      </w:r>
+    </w:p>
+    <w:p>
+      <w:pPr>
+        <w:rPr>
+          <w:rFonts w:ascii="Consolas" w:hAnsi="Consolas"/>
+          <w:sz w:val="20"/>
+          <w:szCs w:val="20"/>
+        </w:rPr>
+      </w:pPr>
+      <w:r>
+        <w:rPr>
+          <w:rFonts w:ascii="Consolas" w:hAnsi="Consolas"/>
+          <w:sz w:val="20"/>
+          <w:szCs w:val="20"/>
+        </w:rPr>
+        <w:t xml:space="preserve">        v.push_back(1);</w:t>
+      </w:r>
+    </w:p>
+    <w:p>
+      <w:pPr>
+        <w:rPr>
+          <w:rFonts w:ascii="Consolas" w:hAnsi="Consolas"/>
+          <w:sz w:val="20"/>
+          <w:szCs w:val="20"/>
+        </w:rPr>
+      </w:pPr>
+      <w:r>
+        <w:rPr>
+          <w:rFonts w:ascii="Consolas" w:hAnsi="Consolas"/>
+          <w:sz w:val="20"/>
+          <w:szCs w:val="20"/>
+        </w:rPr>
+        <w:t xml:space="preserve">        v.push_back(2);</w:t>
+      </w:r>
+    </w:p>
+    <w:p>
+      <w:pPr>
+        <w:rPr>
+          <w:rFonts w:ascii="Consolas" w:hAnsi="Consolas"/>
+          <w:sz w:val="20"/>
+          <w:szCs w:val="20"/>
+        </w:rPr>
+      </w:pPr>
+      <w:r>
+        <w:rPr>
+          <w:rFonts w:ascii="Consolas" w:hAnsi="Consolas"/>
+          <w:sz w:val="20"/>
+          <w:szCs w:val="20"/>
+        </w:rPr>
+        <w:t xml:space="preserve">        int x = v[1];</w:t>
+      </w:r>
+    </w:p>
+    <w:p>
+      <w:pPr>
+        <w:rPr>
+          <w:rFonts w:ascii="Consolas" w:hAnsi="Consolas"/>
+          <w:sz w:val="20"/>
+          <w:szCs w:val="20"/>
+        </w:rPr>
+      </w:pPr>
+      <w:r>
+        <w:rPr>
+          <w:rFonts w:ascii="Consolas" w:hAnsi="Consolas"/>
+          <w:sz w:val="20"/>
+          <w:szCs w:val="20"/>
+        </w:rPr>
+        <w:t xml:space="preserve">        return x;</w:t>
+      </w:r>
+    </w:p>
+    <w:p>
+      <w:pPr>
+        <w:rPr>
+          <w:rFonts w:ascii="Consolas" w:hAnsi="Consolas"/>
+          <w:sz w:val="20"/>
+          <w:szCs w:val="20"/>
+        </w:rPr>
+      </w:pPr>
+      <w:r>
+        <w:rPr>
+          <w:rFonts w:ascii="Consolas" w:hAnsi="Consolas"/>
+          <w:sz w:val="20"/>
+          <w:szCs w:val="20"/>
+        </w:rPr>
+        <w:t xml:space="preserve">}</w:t>
+      </w:r>
+    </w:p>
+    <w:p>
+      <w:pPr>
+        <w:rPr>
+          <w:sz w:val="24"/>
+          <w:szCs w:val="24"/>
+        </w:rPr>
+      </w:pPr>
+      <w:r>
+        <w:rPr>
+          <w:sz w:val="24"/>
+          <w:szCs w:val="24"/>
+        </w:rPr>
+        <w:t xml:space="preserve">IR Code Snippets in Q2c_vector.ll (attributes such as noundef/nonnull/dereferenceable shortened to ...):</w:t>
+      </w:r>
+    </w:p>
+    <w:p>
+      <w:pPr>
+        <w:rPr>
+          <w:rFonts w:ascii="Consolas" w:hAnsi="Consolas"/>
+          <w:sz w:val="20"/>
+          <w:szCs w:val="20"/>
+        </w:rPr>
+      </w:pPr>
+      <w:r>
+        <w:rPr>
+          <w:rFonts w:ascii="Consolas" w:hAnsi="Consolas"/>
+          <w:sz w:val="20"/>
+          <w:szCs w:val="20"/>
+        </w:rPr>
+        <w:t xml:space="preserve">%"class.std::vector" = type { %"struct.std::_Vector_base" }</w:t>
+      </w:r>
+    </w:p>
+    <w:p>
+      <w:pPr>
+        <w:rPr>
+          <w:rFonts w:ascii="Consolas" w:hAnsi="Consolas"/>
+          <w:sz w:val="20"/>
+          <w:szCs w:val="20"/>
+        </w:rPr>
+      </w:pPr>
+      <w:r>
+        <w:rPr>
+          <w:rFonts w:ascii="Consolas" w:hAnsi="Consolas"/>
+          <w:sz w:val="20"/>
+          <w:szCs w:val="20"/>
+        </w:rPr>
+        <w:t xml:space="preserve">%"struct.std::_Vector_base&lt;int, std::allocator&lt;int&gt;&gt;::_Vector_impl_data" = type { ptr, ptr, ptr }  ; begin, end, end_of_storage</w:t>
+      </w:r>
+    </w:p>
+    <w:p>
+      <w:pPr>
+        <w:rPr>
+          <w:rFonts w:ascii="Consolas" w:hAnsi="Consolas"/>
+          <w:sz w:val="20"/>
+          <w:szCs w:val="20"/>
+        </w:rPr>
+      </w:pPr>
+      <w:r>
+        <w:rPr>
+          <w:rFonts w:ascii="Consolas" w:hAnsi="Consolas"/>
+          <w:sz w:val="20"/>
+          <w:szCs w:val="20"/>
+        </w:rPr>
+        <w:t xml:space="preserve">%2 = alloca %"class.std::vector", align 8             ; the vector object itself: three pointers on the stack</w:t>
+      </w:r>
+    </w:p>
+    <w:p>
+      <w:pPr>
+        <w:rPr>
+          <w:rFonts w:ascii="Consolas" w:hAnsi="Consolas"/>
+          <w:sz w:val="20"/>
+          <w:szCs w:val="20"/>
+        </w:rPr>
+      </w:pPr>
+      <w:r>
+        <w:rPr>
+          <w:rFonts w:ascii="Consolas" w:hAnsi="Consolas"/>
+          <w:sz w:val="20"/>
+          <w:szCs w:val="20"/>
+        </w:rPr>
+        <w:t xml:space="preserve">call void @_ZNSt6vectorIiSaIiEEC2Ev(ptr ... %2)         ; constructor</w:t>
+      </w:r>
+    </w:p>
+    <w:p>
+      <w:pPr>
+        <w:rPr>
+          <w:rFonts w:ascii="Consolas" w:hAnsi="Consolas"/>
+          <w:sz w:val="20"/>
+          <w:szCs w:val="20"/>
+        </w:rPr>
+      </w:pPr>
+      <w:r>
+        <w:rPr>
+          <w:rFonts w:ascii="Consolas" w:hAnsi="Consolas"/>
+          <w:sz w:val="20"/>
+          <w:szCs w:val="20"/>
+        </w:rPr>
+        <w:t xml:space="preserve">invoke void @_ZNSt6vectorIiSaIiEE9push_backEOi(ptr ... %2, ptr ... %3) to label %8 unwind label %14   ; v.push_back(1)</w:t>
+      </w:r>
+    </w:p>
+    <w:p>
+      <w:pPr>
+        <w:rPr>
+          <w:rFonts w:ascii="Consolas" w:hAnsi="Consolas"/>
+          <w:sz w:val="20"/>
+          <w:szCs w:val="20"/>
+        </w:rPr>
+      </w:pPr>
+      <w:r>
+        <w:rPr>
+          <w:rFonts w:ascii="Consolas" w:hAnsi="Consolas"/>
+          <w:sz w:val="20"/>
+          <w:szCs w:val="20"/>
+        </w:rPr>
+        <w:t xml:space="preserve">%10 = call ptr @_ZNSt6vectorIiSaIiEEixEm(ptr ... %2, i64 noundef 1)   ; v[1] returns a pointer to the element</w:t>
+      </w:r>
+    </w:p>
+    <w:p>
+      <w:pPr>
+        <w:rPr>
+          <w:rFonts w:ascii="Consolas" w:hAnsi="Consolas"/>
+          <w:sz w:val="20"/>
+          <w:szCs w:val="20"/>
+        </w:rPr>
+      </w:pPr>
+      <w:r>
+        <w:rPr>
+          <w:rFonts w:ascii="Consolas" w:hAnsi="Consolas"/>
+          <w:sz w:val="20"/>
+          <w:szCs w:val="20"/>
+        </w:rPr>
+        <w:t xml:space="preserve">%11 = load i32, ptr %10, align 4</w:t>
+      </w:r>
+    </w:p>
+    <w:p>
+      <w:pPr>
+        <w:rPr>
+          <w:rFonts w:ascii="Consolas" w:hAnsi="Consolas"/>
+          <w:sz w:val="20"/>
+          <w:szCs w:val="20"/>
+        </w:rPr>
+      </w:pPr>
+      <w:r>
+        <w:rPr>
+          <w:rFonts w:ascii="Consolas" w:hAnsi="Consolas"/>
+          <w:sz w:val="20"/>
+          <w:szCs w:val="20"/>
+        </w:rPr>
+        <w:t xml:space="preserve">call void @_ZNSt6vectorIiSaIiEED2Ev(ptr ... %2)         ; destructor</w:t>
+      </w:r>
+    </w:p>
+    <w:p>
+      <w:pPr>
+        <w:rPr>
+          <w:rFonts w:ascii="Consolas" w:hAnsi="Consolas"/>
+          <w:sz w:val="20"/>
+          <w:szCs w:val="20"/>
+        </w:rPr>
+      </w:pPr>
+      <w:r>
+        <w:rPr>
+          <w:rFonts w:ascii="Consolas" w:hAnsi="Consolas"/>
+          <w:sz w:val="20"/>
+          <w:szCs w:val="20"/>
+        </w:rPr>
+        <w:t xml:space="preserve">; body of operator[]:</w:t>
+      </w:r>
+    </w:p>
+    <w:p>
+      <w:pPr>
+        <w:rPr>
+          <w:rFonts w:ascii="Consolas" w:hAnsi="Consolas"/>
+          <w:sz w:val="20"/>
+          <w:szCs w:val="20"/>
+        </w:rPr>
+      </w:pPr>
+      <w:r>
+        <w:rPr>
+          <w:rFonts w:ascii="Consolas" w:hAnsi="Consolas"/>
+          <w:sz w:val="20"/>
+          <w:szCs w:val="20"/>
+        </w:rPr>
+        <w:t xml:space="preserve">%8 = load ptr, ptr %7, align 8                           ; load the begin pointer</w:t>
+      </w:r>
+    </w:p>
+    <w:p>
+      <w:pPr>
+        <w:rPr>
+          <w:rFonts w:ascii="Consolas" w:hAnsi="Consolas"/>
+          <w:sz w:val="20"/>
+          <w:szCs w:val="20"/>
+        </w:rPr>
+      </w:pPr>
+      <w:r>
+        <w:rPr>
+          <w:rFonts w:ascii="Consolas" w:hAnsi="Consolas"/>
+          <w:sz w:val="20"/>
+          <w:szCs w:val="20"/>
+        </w:rPr>
+        <w:t xml:space="preserve">%10 = getelementptr inbounds i32, ptr %8, i64 %9         ; &amp;begin[index]</w:t>
+      </w:r>
+    </w:p>
+    <w:p>
+      <w:pPr>
+        <w:rPr>
+          <w:sz w:val="24"/>
+          <w:szCs w:val="24"/>
+        </w:rPr>
+      </w:pPr>
+      <w:r>
         <w:rPr>
           <w:b/>
           <w:bCs/>
           <w:sz w:val="24"/>
           <w:szCs w:val="24"/>
-          <w:u w:val="single"/>
-        </w:rPr>
-      </w:pPr>
-      <w:r>
+        </w:rPr>
+        <w:t xml:space="preserve">Explanation: </w:t>
+      </w:r>
+      <w:r>
+        <w:rPr>
+          <w:sz w:val="24"/>
+          <w:szCs w:val="24"/>
+        </w:rPr>
+        <w:t xml:space="preserve">std::vector is not a built-in type. It is an ordinary C++ class template, so Clang lowers it like any class: a nested set of named struct types whose innermost layout is three pointers (begin, end, end_of_storage), 24 bytes in total. Construction, push_back, operator[] and destruction all appear as calls to the (mangled) member functions of the instantiated template, and the push_back calls use invoke with a landingpad cleanup block because they may throw. The elements live on the heap: the allocation goes through operator new (_Znwm) inside the library code, and operator[] simply loads the begin pointer and applies a one-index getelementptr to it.</w:t>
+      </w:r>
+    </w:p>
+    <w:p>
+      <w:pPr>
         <w:rPr>
           <w:b/>
           <w:bCs/>
@@ -10760,26 +11298,8 @@
           <w:szCs w:val="24"/>
           <w:u w:val="single"/>
         </w:rPr>
-        <w:t xml:space="preserve">D) C Code in Q2d_union.c (union)</w:t>
-      </w:r>
-    </w:p>
-    <w:p>
-      <w:pPr>
-        <w:rPr>
-          <w:sz w:val="24"/>
-          <w:szCs w:val="24"/>
-        </w:rPr>
-      </w:pPr>
-      <w:r>
-        <w:rPr>
-          <w:sz w:val="24"/>
-          <w:szCs w:val="24"/>
-        </w:rPr>
-        <w:t xml:space="preserve">[TODO] Add code, IR snippets (Q2d_union.ll) and explanation.</w:t>
-      </w:r>
-    </w:p>
-    <w:p>
-      <w:pPr>
+      </w:pPr>
+      <w:r>
         <w:rPr>
           <w:b/>
           <w:bCs/>
@@ -10787,6 +11307,285 @@
           <w:szCs w:val="24"/>
           <w:u w:val="single"/>
         </w:rPr>
+        <w:t xml:space="preserve">D) C Code in Q2d_union.c (union)</w:t>
+      </w:r>
+    </w:p>
+    <w:p>
+      <w:pPr>
+        <w:rPr>
+          <w:rFonts w:ascii="Consolas" w:hAnsi="Consolas"/>
+          <w:sz w:val="20"/>
+          <w:szCs w:val="20"/>
+        </w:rPr>
+      </w:pPr>
+      <w:r>
+        <w:rPr>
+          <w:rFonts w:ascii="Consolas" w:hAnsi="Consolas"/>
+          <w:sz w:val="20"/>
+          <w:szCs w:val="20"/>
+        </w:rPr>
+        <w:t xml:space="preserve">union Data{</w:t>
+      </w:r>
+    </w:p>
+    <w:p>
+      <w:pPr>
+        <w:rPr>
+          <w:rFonts w:ascii="Consolas" w:hAnsi="Consolas"/>
+          <w:sz w:val="20"/>
+          <w:szCs w:val="20"/>
+        </w:rPr>
+      </w:pPr>
+      <w:r>
+        <w:rPr>
+          <w:rFonts w:ascii="Consolas" w:hAnsi="Consolas"/>
+          <w:sz w:val="20"/>
+          <w:szCs w:val="20"/>
+        </w:rPr>
+        <w:t xml:space="preserve">        int i;</w:t>
+      </w:r>
+    </w:p>
+    <w:p>
+      <w:pPr>
+        <w:rPr>
+          <w:rFonts w:ascii="Consolas" w:hAnsi="Consolas"/>
+          <w:sz w:val="20"/>
+          <w:szCs w:val="20"/>
+        </w:rPr>
+      </w:pPr>
+      <w:r>
+        <w:rPr>
+          <w:rFonts w:ascii="Consolas" w:hAnsi="Consolas"/>
+          <w:sz w:val="20"/>
+          <w:szCs w:val="20"/>
+        </w:rPr>
+        <w:t xml:space="preserve">        float f;</w:t>
+      </w:r>
+    </w:p>
+    <w:p>
+      <w:pPr>
+        <w:rPr>
+          <w:rFonts w:ascii="Consolas" w:hAnsi="Consolas"/>
+          <w:sz w:val="20"/>
+          <w:szCs w:val="20"/>
+        </w:rPr>
+      </w:pPr>
+      <w:r>
+        <w:rPr>
+          <w:rFonts w:ascii="Consolas" w:hAnsi="Consolas"/>
+          <w:sz w:val="20"/>
+          <w:szCs w:val="20"/>
+        </w:rPr>
+        <w:t xml:space="preserve">        char c[8];</w:t>
+      </w:r>
+    </w:p>
+    <w:p>
+      <w:pPr>
+        <w:rPr>
+          <w:rFonts w:ascii="Consolas" w:hAnsi="Consolas"/>
+          <w:sz w:val="20"/>
+          <w:szCs w:val="20"/>
+        </w:rPr>
+      </w:pPr>
+      <w:r>
+        <w:rPr>
+          <w:rFonts w:ascii="Consolas" w:hAnsi="Consolas"/>
+          <w:sz w:val="20"/>
+          <w:szCs w:val="20"/>
+        </w:rPr>
+        <w:t xml:space="preserve">};</w:t>
+      </w:r>
+    </w:p>
+    <w:p>
+      <w:pPr>
+        <w:rPr>
+          <w:rFonts w:ascii="Consolas" w:hAnsi="Consolas"/>
+          <w:sz w:val="20"/>
+          <w:szCs w:val="20"/>
+        </w:rPr>
+      </w:pPr>
+      <w:r>
+        <w:rPr>
+          <w:rFonts w:ascii="Consolas" w:hAnsi="Consolas"/>
+          <w:sz w:val="20"/>
+          <w:szCs w:val="20"/>
+        </w:rPr>
+        <w:t xml:space="preserve">int main(){</w:t>
+      </w:r>
+    </w:p>
+    <w:p>
+      <w:pPr>
+        <w:rPr>
+          <w:rFonts w:ascii="Consolas" w:hAnsi="Consolas"/>
+          <w:sz w:val="20"/>
+          <w:szCs w:val="20"/>
+        </w:rPr>
+      </w:pPr>
+      <w:r>
+        <w:rPr>
+          <w:rFonts w:ascii="Consolas" w:hAnsi="Consolas"/>
+          <w:sz w:val="20"/>
+          <w:szCs w:val="20"/>
+        </w:rPr>
+        <w:t xml:space="preserve">        union Data d;</w:t>
+      </w:r>
+    </w:p>
+    <w:p>
+      <w:pPr>
+        <w:rPr>
+          <w:rFonts w:ascii="Consolas" w:hAnsi="Consolas"/>
+          <w:sz w:val="20"/>
+          <w:szCs w:val="20"/>
+        </w:rPr>
+      </w:pPr>
+      <w:r>
+        <w:rPr>
+          <w:rFonts w:ascii="Consolas" w:hAnsi="Consolas"/>
+          <w:sz w:val="20"/>
+          <w:szCs w:val="20"/>
+        </w:rPr>
+        <w:t xml:space="preserve">        d.i = 1;</w:t>
+      </w:r>
+    </w:p>
+    <w:p>
+      <w:pPr>
+        <w:rPr>
+          <w:rFonts w:ascii="Consolas" w:hAnsi="Consolas"/>
+          <w:sz w:val="20"/>
+          <w:szCs w:val="20"/>
+        </w:rPr>
+      </w:pPr>
+      <w:r>
+        <w:rPr>
+          <w:rFonts w:ascii="Consolas" w:hAnsi="Consolas"/>
+          <w:sz w:val="20"/>
+          <w:szCs w:val="20"/>
+        </w:rPr>
+        <w:t xml:space="preserve">        d.f = 2.0f;</w:t>
+      </w:r>
+    </w:p>
+    <w:p>
+      <w:pPr>
+        <w:rPr>
+          <w:rFonts w:ascii="Consolas" w:hAnsi="Consolas"/>
+          <w:sz w:val="20"/>
+          <w:szCs w:val="20"/>
+        </w:rPr>
+      </w:pPr>
+      <w:r>
+        <w:rPr>
+          <w:rFonts w:ascii="Consolas" w:hAnsi="Consolas"/>
+          <w:sz w:val="20"/>
+          <w:szCs w:val="20"/>
+        </w:rPr>
+        <w:t xml:space="preserve">        return 0;</w:t>
+      </w:r>
+    </w:p>
+    <w:p>
+      <w:pPr>
+        <w:rPr>
+          <w:rFonts w:ascii="Consolas" w:hAnsi="Consolas"/>
+          <w:sz w:val="20"/>
+          <w:szCs w:val="20"/>
+        </w:rPr>
+      </w:pPr>
+      <w:r>
+        <w:rPr>
+          <w:rFonts w:ascii="Consolas" w:hAnsi="Consolas"/>
+          <w:sz w:val="20"/>
+          <w:szCs w:val="20"/>
+        </w:rPr>
+        <w:t xml:space="preserve">}</w:t>
+      </w:r>
+    </w:p>
+    <w:p>
+      <w:pPr>
+        <w:rPr>
+          <w:sz w:val="24"/>
+          <w:szCs w:val="24"/>
+        </w:rPr>
+      </w:pPr>
+      <w:r>
+        <w:rPr>
+          <w:sz w:val="24"/>
+          <w:szCs w:val="24"/>
+        </w:rPr>
+        <w:t xml:space="preserve">IR Code Snippets in Q2d_union.ll:</w:t>
+      </w:r>
+    </w:p>
+    <w:p>
+      <w:pPr>
+        <w:rPr>
+          <w:rFonts w:ascii="Consolas" w:hAnsi="Consolas"/>
+          <w:sz w:val="20"/>
+          <w:szCs w:val="20"/>
+        </w:rPr>
+      </w:pPr>
+      <w:r>
+        <w:rPr>
+          <w:rFonts w:ascii="Consolas" w:hAnsi="Consolas"/>
+          <w:sz w:val="20"/>
+          <w:szCs w:val="20"/>
+        </w:rPr>
+        <w:t xml:space="preserve">%union.Data = type { i32, [4 x i8] }       ; union type: one i32 plus 4 bytes of padding</w:t>
+      </w:r>
+    </w:p>
+    <w:p>
+      <w:pPr>
+        <w:rPr>
+          <w:rFonts w:ascii="Consolas" w:hAnsi="Consolas"/>
+          <w:sz w:val="20"/>
+          <w:szCs w:val="20"/>
+        </w:rPr>
+      </w:pPr>
+      <w:r>
+        <w:rPr>
+          <w:rFonts w:ascii="Consolas" w:hAnsi="Consolas"/>
+          <w:sz w:val="20"/>
+          <w:szCs w:val="20"/>
+        </w:rPr>
+        <w:t xml:space="preserve">%2 = alloca %union.Data, align 4            ; size 8, alignment 4</w:t>
+      </w:r>
+    </w:p>
+    <w:p>
+      <w:pPr>
+        <w:rPr>
+          <w:rFonts w:ascii="Consolas" w:hAnsi="Consolas"/>
+          <w:sz w:val="20"/>
+          <w:szCs w:val="20"/>
+        </w:rPr>
+      </w:pPr>
+      <w:r>
+        <w:rPr>
+          <w:rFonts w:ascii="Consolas" w:hAnsi="Consolas"/>
+          <w:sz w:val="20"/>
+          <w:szCs w:val="20"/>
+        </w:rPr>
+        <w:t xml:space="preserve">store i32 1, ptr %2, align 4                ; d.i = 1</w:t>
+      </w:r>
+    </w:p>
+    <w:p>
+      <w:pPr>
+        <w:rPr>
+          <w:rFonts w:ascii="Consolas" w:hAnsi="Consolas"/>
+          <w:sz w:val="20"/>
+          <w:szCs w:val="20"/>
+        </w:rPr>
+      </w:pPr>
+      <w:r>
+        <w:rPr>
+          <w:rFonts w:ascii="Consolas" w:hAnsi="Consolas"/>
+          <w:sz w:val="20"/>
+          <w:szCs w:val="20"/>
+        </w:rPr>
+        <w:t xml:space="preserve">store float 2.000000e+00, ptr %2, align 4   ; d.f = 2.0f  (same address, different type)</w:t>
+      </w:r>
+    </w:p>
+    <w:p>
+      <w:pPr>
+        <w:rPr>
+          <w:sz w:val="24"/>
+          <w:szCs w:val="24"/>
+        </w:rPr>
       </w:pPr>
       <w:r>
         <w:rPr>
@@ -10794,24 +11593,15 @@
           <w:bCs/>
           <w:sz w:val="24"/>
           <w:szCs w:val="24"/>
-          <w:u w:val="single"/>
-        </w:rPr>
-        <w:t xml:space="preserve">E) C++ Code in Q2e_struct_class.cpp (struct vs class)</w:t>
-      </w:r>
-    </w:p>
-    <w:p>
-      <w:pPr>
-        <w:rPr>
-          <w:sz w:val="24"/>
-          <w:szCs w:val="24"/>
-        </w:rPr>
-      </w:pPr>
-      <w:r>
-        <w:rPr>
-          <w:sz w:val="24"/>
-          <w:szCs w:val="24"/>
-        </w:rPr>
-        <w:t xml:space="preserve">[TODO] Add code and IR snippets (Q2e_struct_class.ll).</w:t>
+        </w:rPr>
+        <w:t xml:space="preserve">Explanation: </w:t>
+      </w:r>
+      <w:r>
+        <w:rPr>
+          <w:sz w:val="24"/>
+          <w:szCs w:val="24"/>
+        </w:rPr>
+        <w:t xml:space="preserve">LLVM IR has no union type. Clang represents a union as a struct with a single storage member and accesses every field through the same address %2 using differently typed loads and stores (no getelementptr is needed, as both stores above show).</w:t>
       </w:r>
     </w:p>
     <w:p>
@@ -10832,65 +11622,526 @@
           <w:szCs w:val="24"/>
           <w:u w:val="single"/>
         </w:rPr>
-        <w:t xml:space="preserve">Answers to 3(b), 3(c), 3(d)</w:t>
-      </w:r>
-    </w:p>
-    <w:p>
-      <w:pPr>
-        <w:rPr>
-          <w:sz w:val="24"/>
-          <w:szCs w:val="24"/>
-        </w:rPr>
-      </w:pPr>
-      <w:r>
-        <w:rPr>
-          <w:sz w:val="24"/>
-          <w:szCs w:val="24"/>
-        </w:rPr>
-        <w:t xml:space="preserve">[TODO] 3(b) Difference between arrays and vectors in LLVM IR.</w:t>
-      </w:r>
-    </w:p>
-    <w:p>
-      <w:pPr>
-        <w:rPr>
-          <w:sz w:val="24"/>
-          <w:szCs w:val="24"/>
-        </w:rPr>
-      </w:pPr>
-      <w:r>
-        <w:rPr>
-          <w:sz w:val="24"/>
-          <w:szCs w:val="24"/>
-        </w:rPr>
-        <w:t xml:space="preserve">[TODO] 3(c) How the type of a union is determined in LLVM IR.</w:t>
-      </w:r>
-    </w:p>
-    <w:p>
-      <w:pPr>
-        <w:rPr>
-          <w:sz w:val="24"/>
-          <w:szCs w:val="24"/>
-        </w:rPr>
-      </w:pPr>
-      <w:r>
-        <w:rPr>
-          <w:sz w:val="24"/>
-          <w:szCs w:val="24"/>
-        </w:rPr>
-        <w:t xml:space="preserve">[TODO] 3(d) Differences between struct and class once lowered to LLVM IR.</w:t>
-      </w:r>
-    </w:p>
-    <w:p>
-      <w:pPr>
+        <w:t xml:space="preserve">E) C++ Code in Q2e_struct_class.cpp (struct vs class)</w:t>
+      </w:r>
+    </w:p>
+    <w:p>
+      <w:pPr>
+        <w:rPr>
+          <w:rFonts w:ascii="Consolas" w:hAnsi="Consolas"/>
+          <w:sz w:val="20"/>
+          <w:szCs w:val="20"/>
+        </w:rPr>
+      </w:pPr>
+      <w:r>
+        <w:rPr>
+          <w:rFonts w:ascii="Consolas" w:hAnsi="Consolas"/>
+          <w:sz w:val="20"/>
+          <w:szCs w:val="20"/>
+        </w:rPr>
+        <w:t xml:space="preserve">struct S{</w:t>
+      </w:r>
+    </w:p>
+    <w:p>
+      <w:pPr>
+        <w:rPr>
+          <w:rFonts w:ascii="Consolas" w:hAnsi="Consolas"/>
+          <w:sz w:val="20"/>
+          <w:szCs w:val="20"/>
+        </w:rPr>
+      </w:pPr>
+      <w:r>
+        <w:rPr>
+          <w:rFonts w:ascii="Consolas" w:hAnsi="Consolas"/>
+          <w:sz w:val="20"/>
+          <w:szCs w:val="20"/>
+        </w:rPr>
+        <w:t xml:space="preserve">        int x;</w:t>
+      </w:r>
+    </w:p>
+    <w:p>
+      <w:pPr>
+        <w:rPr>
+          <w:rFonts w:ascii="Consolas" w:hAnsi="Consolas"/>
+          <w:sz w:val="20"/>
+          <w:szCs w:val="20"/>
+        </w:rPr>
+      </w:pPr>
+      <w:r>
+        <w:rPr>
+          <w:rFonts w:ascii="Consolas" w:hAnsi="Consolas"/>
+          <w:sz w:val="20"/>
+          <w:szCs w:val="20"/>
+        </w:rPr>
+        <w:t xml:space="preserve">        int y;</w:t>
+      </w:r>
+    </w:p>
+    <w:p>
+      <w:pPr>
+        <w:rPr>
+          <w:rFonts w:ascii="Consolas" w:hAnsi="Consolas"/>
+          <w:sz w:val="20"/>
+          <w:szCs w:val="20"/>
+        </w:rPr>
+      </w:pPr>
+      <w:r>
+        <w:rPr>
+          <w:rFonts w:ascii="Consolas" w:hAnsi="Consolas"/>
+          <w:sz w:val="20"/>
+          <w:szCs w:val="20"/>
+        </w:rPr>
+        <w:t xml:space="preserve">};</w:t>
+      </w:r>
+    </w:p>
+    <w:p>
+      <w:pPr>
+        <w:rPr>
+          <w:rFonts w:ascii="Consolas" w:hAnsi="Consolas"/>
+          <w:sz w:val="20"/>
+          <w:szCs w:val="20"/>
+        </w:rPr>
+      </w:pPr>
+      <w:r>
+        <w:rPr>
+          <w:rFonts w:ascii="Consolas" w:hAnsi="Consolas"/>
+          <w:sz w:val="20"/>
+          <w:szCs w:val="20"/>
+        </w:rPr>
+        <w:t xml:space="preserve">class C{</w:t>
+      </w:r>
+    </w:p>
+    <w:p>
+      <w:pPr>
+        <w:rPr>
+          <w:rFonts w:ascii="Consolas" w:hAnsi="Consolas"/>
+          <w:sz w:val="20"/>
+          <w:szCs w:val="20"/>
+        </w:rPr>
+      </w:pPr>
+      <w:r>
+        <w:rPr>
+          <w:rFonts w:ascii="Consolas" w:hAnsi="Consolas"/>
+          <w:sz w:val="20"/>
+          <w:szCs w:val="20"/>
+        </w:rPr>
+        <w:t xml:space="preserve">        int x;</w:t>
+      </w:r>
+    </w:p>
+    <w:p>
+      <w:pPr>
+        <w:rPr>
+          <w:rFonts w:ascii="Consolas" w:hAnsi="Consolas"/>
+          <w:sz w:val="20"/>
+          <w:szCs w:val="20"/>
+        </w:rPr>
+      </w:pPr>
+      <w:r>
+        <w:rPr>
+          <w:rFonts w:ascii="Consolas" w:hAnsi="Consolas"/>
+          <w:sz w:val="20"/>
+          <w:szCs w:val="20"/>
+        </w:rPr>
+        <w:t xml:space="preserve">        int y;</w:t>
+      </w:r>
+    </w:p>
+    <w:p>
+      <w:pPr>
+        <w:rPr>
+          <w:rFonts w:ascii="Consolas" w:hAnsi="Consolas"/>
+          <w:sz w:val="20"/>
+          <w:szCs w:val="20"/>
+        </w:rPr>
+      </w:pPr>
+      <w:r>
+        <w:rPr>
+          <w:rFonts w:ascii="Consolas" w:hAnsi="Consolas"/>
+          <w:sz w:val="20"/>
+          <w:szCs w:val="20"/>
+        </w:rPr>
+        <w:t xml:space="preserve">public:</w:t>
+      </w:r>
+    </w:p>
+    <w:p>
+      <w:pPr>
+        <w:rPr>
+          <w:rFonts w:ascii="Consolas" w:hAnsi="Consolas"/>
+          <w:sz w:val="20"/>
+          <w:szCs w:val="20"/>
+        </w:rPr>
+      </w:pPr>
+      <w:r>
+        <w:rPr>
+          <w:rFonts w:ascii="Consolas" w:hAnsi="Consolas"/>
+          <w:sz w:val="20"/>
+          <w:szCs w:val="20"/>
+        </w:rPr>
+        <w:t xml:space="preserve">        void set(){ x = 1; y = 2; }</w:t>
+      </w:r>
+    </w:p>
+    <w:p>
+      <w:pPr>
+        <w:rPr>
+          <w:rFonts w:ascii="Consolas" w:hAnsi="Consolas"/>
+          <w:sz w:val="20"/>
+          <w:szCs w:val="20"/>
+        </w:rPr>
+      </w:pPr>
+      <w:r>
+        <w:rPr>
+          <w:rFonts w:ascii="Consolas" w:hAnsi="Consolas"/>
+          <w:sz w:val="20"/>
+          <w:szCs w:val="20"/>
+        </w:rPr>
+        <w:t xml:space="preserve">};</w:t>
+      </w:r>
+    </w:p>
+    <w:p>
+      <w:pPr>
+        <w:rPr>
+          <w:rFonts w:ascii="Consolas" w:hAnsi="Consolas"/>
+          <w:sz w:val="20"/>
+          <w:szCs w:val="20"/>
+        </w:rPr>
+      </w:pPr>
+      <w:r>
+        <w:rPr>
+          <w:rFonts w:ascii="Consolas" w:hAnsi="Consolas"/>
+          <w:sz w:val="20"/>
+          <w:szCs w:val="20"/>
+        </w:rPr>
+        <w:t xml:space="preserve">int main(){</w:t>
+      </w:r>
+    </w:p>
+    <w:p>
+      <w:pPr>
+        <w:rPr>
+          <w:rFonts w:ascii="Consolas" w:hAnsi="Consolas"/>
+          <w:sz w:val="20"/>
+          <w:szCs w:val="20"/>
+        </w:rPr>
+      </w:pPr>
+      <w:r>
+        <w:rPr>
+          <w:rFonts w:ascii="Consolas" w:hAnsi="Consolas"/>
+          <w:sz w:val="20"/>
+          <w:szCs w:val="20"/>
+        </w:rPr>
+        <w:t xml:space="preserve">        S s;</w:t>
+      </w:r>
+    </w:p>
+    <w:p>
+      <w:pPr>
+        <w:rPr>
+          <w:rFonts w:ascii="Consolas" w:hAnsi="Consolas"/>
+          <w:sz w:val="20"/>
+          <w:szCs w:val="20"/>
+        </w:rPr>
+      </w:pPr>
+      <w:r>
+        <w:rPr>
+          <w:rFonts w:ascii="Consolas" w:hAnsi="Consolas"/>
+          <w:sz w:val="20"/>
+          <w:szCs w:val="20"/>
+        </w:rPr>
+        <w:t xml:space="preserve">        s.x = 1;</w:t>
+      </w:r>
+    </w:p>
+    <w:p>
+      <w:pPr>
+        <w:rPr>
+          <w:rFonts w:ascii="Consolas" w:hAnsi="Consolas"/>
+          <w:sz w:val="20"/>
+          <w:szCs w:val="20"/>
+        </w:rPr>
+      </w:pPr>
+      <w:r>
+        <w:rPr>
+          <w:rFonts w:ascii="Consolas" w:hAnsi="Consolas"/>
+          <w:sz w:val="20"/>
+          <w:szCs w:val="20"/>
+        </w:rPr>
+        <w:t xml:space="preserve">        C c;</w:t>
+      </w:r>
+    </w:p>
+    <w:p>
+      <w:pPr>
+        <w:rPr>
+          <w:rFonts w:ascii="Consolas" w:hAnsi="Consolas"/>
+          <w:sz w:val="20"/>
+          <w:szCs w:val="20"/>
+        </w:rPr>
+      </w:pPr>
+      <w:r>
+        <w:rPr>
+          <w:rFonts w:ascii="Consolas" w:hAnsi="Consolas"/>
+          <w:sz w:val="20"/>
+          <w:szCs w:val="20"/>
+        </w:rPr>
+        <w:t xml:space="preserve">        c.set();</w:t>
+      </w:r>
+    </w:p>
+    <w:p>
+      <w:pPr>
+        <w:rPr>
+          <w:rFonts w:ascii="Consolas" w:hAnsi="Consolas"/>
+          <w:sz w:val="20"/>
+          <w:szCs w:val="20"/>
+        </w:rPr>
+      </w:pPr>
+      <w:r>
+        <w:rPr>
+          <w:rFonts w:ascii="Consolas" w:hAnsi="Consolas"/>
+          <w:sz w:val="20"/>
+          <w:szCs w:val="20"/>
+        </w:rPr>
+        <w:t xml:space="preserve">        return 0;</w:t>
+      </w:r>
+    </w:p>
+    <w:p>
+      <w:pPr>
+        <w:rPr>
+          <w:rFonts w:ascii="Consolas" w:hAnsi="Consolas"/>
+          <w:sz w:val="20"/>
+          <w:szCs w:val="20"/>
+        </w:rPr>
+      </w:pPr>
+      <w:r>
+        <w:rPr>
+          <w:rFonts w:ascii="Consolas" w:hAnsi="Consolas"/>
+          <w:sz w:val="20"/>
+          <w:szCs w:val="20"/>
+        </w:rPr>
+        <w:t xml:space="preserve">}</w:t>
+      </w:r>
+    </w:p>
+    <w:p>
+      <w:pPr>
+        <w:rPr>
+          <w:sz w:val="24"/>
+          <w:szCs w:val="24"/>
+        </w:rPr>
+      </w:pPr>
+      <w:r>
+        <w:rPr>
+          <w:sz w:val="24"/>
+          <w:szCs w:val="24"/>
+        </w:rPr>
+        <w:t xml:space="preserve">IR Code Snippets in Q2e_struct_class.ll:</w:t>
+      </w:r>
+    </w:p>
+    <w:p>
+      <w:pPr>
+        <w:rPr>
+          <w:rFonts w:ascii="Consolas" w:hAnsi="Consolas"/>
+          <w:sz w:val="20"/>
+          <w:szCs w:val="20"/>
+        </w:rPr>
+      </w:pPr>
+      <w:r>
+        <w:rPr>
+          <w:rFonts w:ascii="Consolas" w:hAnsi="Consolas"/>
+          <w:sz w:val="20"/>
+          <w:szCs w:val="20"/>
+        </w:rPr>
+        <w:t xml:space="preserve">%struct.S = type { i32, i32 }</w:t>
+      </w:r>
+    </w:p>
+    <w:p>
+      <w:pPr>
+        <w:rPr>
+          <w:rFonts w:ascii="Consolas" w:hAnsi="Consolas"/>
+          <w:sz w:val="20"/>
+          <w:szCs w:val="20"/>
+        </w:rPr>
+      </w:pPr>
+      <w:r>
+        <w:rPr>
+          <w:rFonts w:ascii="Consolas" w:hAnsi="Consolas"/>
+          <w:sz w:val="20"/>
+          <w:szCs w:val="20"/>
+        </w:rPr>
+        <w:t xml:space="preserve">%class.C = type { i32, i32 }</w:t>
+      </w:r>
+    </w:p>
+    <w:p>
+      <w:pPr>
+        <w:rPr>
+          <w:rFonts w:ascii="Consolas" w:hAnsi="Consolas"/>
+          <w:sz w:val="20"/>
+          <w:szCs w:val="20"/>
+        </w:rPr>
+      </w:pPr>
+      <w:r>
+        <w:rPr>
+          <w:rFonts w:ascii="Consolas" w:hAnsi="Consolas"/>
+          <w:sz w:val="20"/>
+          <w:szCs w:val="20"/>
+        </w:rPr>
+        <w:t xml:space="preserve">%2 = alloca %struct.S, align 4</w:t>
+      </w:r>
+    </w:p>
+    <w:p>
+      <w:pPr>
+        <w:rPr>
+          <w:rFonts w:ascii="Consolas" w:hAnsi="Consolas"/>
+          <w:sz w:val="20"/>
+          <w:szCs w:val="20"/>
+        </w:rPr>
+      </w:pPr>
+      <w:r>
+        <w:rPr>
+          <w:rFonts w:ascii="Consolas" w:hAnsi="Consolas"/>
+          <w:sz w:val="20"/>
+          <w:szCs w:val="20"/>
+        </w:rPr>
+        <w:t xml:space="preserve">%3 = alloca %class.C, align 4</w:t>
+      </w:r>
+    </w:p>
+    <w:p>
+      <w:pPr>
+        <w:rPr>
+          <w:rFonts w:ascii="Consolas" w:hAnsi="Consolas"/>
+          <w:sz w:val="20"/>
+          <w:szCs w:val="20"/>
+        </w:rPr>
+      </w:pPr>
+      <w:r>
+        <w:rPr>
+          <w:rFonts w:ascii="Consolas" w:hAnsi="Consolas"/>
+          <w:sz w:val="20"/>
+          <w:szCs w:val="20"/>
+        </w:rPr>
+        <w:t xml:space="preserve">%4 = getelementptr inbounds %struct.S, ptr %2, i32 0, i32 0   ; s.x</w:t>
+      </w:r>
+    </w:p>
+    <w:p>
+      <w:pPr>
+        <w:rPr>
+          <w:rFonts w:ascii="Consolas" w:hAnsi="Consolas"/>
+          <w:sz w:val="20"/>
+          <w:szCs w:val="20"/>
+        </w:rPr>
+      </w:pPr>
+      <w:r>
+        <w:rPr>
+          <w:rFonts w:ascii="Consolas" w:hAnsi="Consolas"/>
+          <w:sz w:val="20"/>
+          <w:szCs w:val="20"/>
+        </w:rPr>
+        <w:t xml:space="preserve">call void @_ZN1C3setEv(ptr ... %3)                               ; c.set()</w:t>
+      </w:r>
+    </w:p>
+    <w:p>
+      <w:pPr>
+        <w:rPr>
+          <w:rFonts w:ascii="Consolas" w:hAnsi="Consolas"/>
+          <w:sz w:val="20"/>
+          <w:szCs w:val="20"/>
+        </w:rPr>
+      </w:pPr>
+      <w:r>
+        <w:rPr>
+          <w:rFonts w:ascii="Consolas" w:hAnsi="Consolas"/>
+          <w:sz w:val="20"/>
+          <w:szCs w:val="20"/>
+        </w:rPr>
+        <w:t xml:space="preserve">; body of C::set():</w:t>
+      </w:r>
+    </w:p>
+    <w:p>
+      <w:pPr>
+        <w:rPr>
+          <w:rFonts w:ascii="Consolas" w:hAnsi="Consolas"/>
+          <w:sz w:val="20"/>
+          <w:szCs w:val="20"/>
+        </w:rPr>
+      </w:pPr>
+      <w:r>
+        <w:rPr>
+          <w:rFonts w:ascii="Consolas" w:hAnsi="Consolas"/>
+          <w:sz w:val="20"/>
+          <w:szCs w:val="20"/>
+        </w:rPr>
+        <w:t xml:space="preserve">%4 = getelementptr inbounds %class.C, ptr %3, i32 0, i32 0</w:t>
+      </w:r>
+    </w:p>
+    <w:p>
+      <w:pPr>
+        <w:rPr>
+          <w:rFonts w:ascii="Consolas" w:hAnsi="Consolas"/>
+          <w:sz w:val="20"/>
+          <w:szCs w:val="20"/>
+        </w:rPr>
+      </w:pPr>
+      <w:r>
+        <w:rPr>
+          <w:rFonts w:ascii="Consolas" w:hAnsi="Consolas"/>
+          <w:sz w:val="20"/>
+          <w:szCs w:val="20"/>
+        </w:rPr>
+        <w:t xml:space="preserve">store i32 1, ptr %4, align 4</w:t>
+      </w:r>
+    </w:p>
+    <w:p>
+      <w:pPr>
+        <w:rPr>
+          <w:rFonts w:ascii="Consolas" w:hAnsi="Consolas"/>
+          <w:sz w:val="20"/>
+          <w:szCs w:val="20"/>
+        </w:rPr>
+      </w:pPr>
+      <w:r>
+        <w:rPr>
+          <w:rFonts w:ascii="Consolas" w:hAnsi="Consolas"/>
+          <w:sz w:val="20"/>
+          <w:szCs w:val="20"/>
+        </w:rPr>
+        <w:t xml:space="preserve">%5 = getelementptr inbounds %class.C, ptr %3, i32 0, i32 1</w:t>
+      </w:r>
+    </w:p>
+    <w:p>
+      <w:pPr>
+        <w:rPr>
+          <w:rFonts w:ascii="Consolas" w:hAnsi="Consolas"/>
+          <w:sz w:val="20"/>
+          <w:szCs w:val="20"/>
+        </w:rPr>
+      </w:pPr>
+      <w:r>
+        <w:rPr>
+          <w:rFonts w:ascii="Consolas" w:hAnsi="Consolas"/>
+          <w:sz w:val="20"/>
+          <w:szCs w:val="20"/>
+        </w:rPr>
+        <w:t xml:space="preserve">store i32 2, ptr %5, align 4</w:t>
+      </w:r>
+    </w:p>
+    <w:p>
+      <w:pPr>
+        <w:rPr>
+          <w:sz w:val="24"/>
+          <w:szCs w:val="24"/>
+        </w:rPr>
+      </w:pPr>
+      <w:r>
         <w:rPr>
           <w:b/>
           <w:bCs/>
           <w:sz w:val="24"/>
           <w:szCs w:val="24"/>
-          <w:u w:val="single"/>
-        </w:rPr>
-      </w:pPr>
-      <w:r>
+        </w:rPr>
+        <w:t xml:space="preserve">Explanation: </w:t>
+      </w:r>
+      <w:r>
+        <w:rPr>
+          <w:sz w:val="24"/>
+          <w:szCs w:val="24"/>
+        </w:rPr>
+        <w:t xml:space="preserve">Both types have the identical layout { i32, i32 }; the only visible difference is the name prefix (%struct. versus %class.), taken from the keyword used in the source. The private members of C are not marked in any way, and the member function set() is just a normal function with the object pointer as its first argument.</w:t>
+      </w:r>
+    </w:p>
+    <w:p>
+      <w:pPr>
         <w:rPr>
           <w:b/>
           <w:bCs/>
@@ -10898,22 +12149,577 @@
           <w:szCs w:val="24"/>
           <w:u w:val="single"/>
         </w:rPr>
+      </w:pPr>
+      <w:r>
+        <w:rPr>
+          <w:b/>
+          <w:bCs/>
+          <w:sz w:val="24"/>
+          <w:szCs w:val="24"/>
+          <w:u w:val="single"/>
+        </w:rPr>
+        <w:t xml:space="preserve">Answers to 3(b), 3(c), 3(d)</w:t>
+      </w:r>
+    </w:p>
+    <w:p>
+      <w:pPr>
+        <w:rPr>
+          <w:sz w:val="24"/>
+          <w:szCs w:val="24"/>
+        </w:rPr>
+      </w:pPr>
+      <w:r>
+        <w:rPr>
+          <w:sz w:val="24"/>
+          <w:szCs w:val="24"/>
+        </w:rPr>
+        <w:t xml:space="preserve">3(b) Difference between arrays and vectors in LLVM IR: A C array is a first-class IR aggregate type, [N x T], whose size is fixed at compile time. It is allocated in place (alloca [5 x i32]) and elements are addressed with getelementptr using two indices (0, i). A std::vector is a library class lowered to a struct of three pointers (24 bytes) whose elements live in separately allocated heap memory; it is used only through calls to member functions (constructor, push_back, operator[], destructor), and operator[] reads the begin pointer and applies a single-index getelementptr. (Separately, LLVM IR has a built-in SIMD type &lt;N x T&gt;, e.g. &lt;4 x i32&gt;, also called a vector type, but it is unrelated to std::vector and does not occur in this -O0 output.)</w:t>
+      </w:r>
+    </w:p>
+    <w:p>
+      <w:pPr>
+        <w:rPr>
+          <w:sz w:val="24"/>
+          <w:szCs w:val="24"/>
+        </w:rPr>
+      </w:pPr>
+      <w:r>
+        <w:rPr>
+          <w:sz w:val="24"/>
+          <w:szCs w:val="24"/>
+        </w:rPr>
+        <w:t xml:space="preserve">3(c) How the type of a union is determined in LLVM IR: Clang computes the union layout from its members: the member with the strictest alignment (the largest one when alignments are equal) becomes the single storage member, and the remaining bytes up to the size of the union are filled with an [N x i8] padding array. Here i (i32), f (float) and c (char[8], alignment 1) give %union.Data = type { i32, [4 x i8] }, i.e. size 8 and alignment 4, as required by c[8] and by i/f respectively.</w:t>
+      </w:r>
+    </w:p>
+    <w:p>
+      <w:pPr>
+        <w:rPr>
+          <w:sz w:val="24"/>
+          <w:szCs w:val="24"/>
+        </w:rPr>
+      </w:pPr>
+      <w:r>
+        <w:rPr>
+          <w:sz w:val="24"/>
+          <w:szCs w:val="24"/>
+        </w:rPr>
+        <w:t xml:space="preserve">3(d) Differences between struct and class once lowered to LLVM IR: There is essentially none structurally. Both lower to a named struct type with the same member layout, and the keyword only shows up as the name prefix (%struct.S versus %class.C). Default access (public for struct, private for class) is enforced by the frontend and does not appear in the IR at all; member functions are ordinary functions taking the object pointer as an extra first parameter. Differences in the IR only come from what a type contains (constructors, virtual functions, base classes), not from the struct/class keyword. The constructor of Q2bii.cpp is such a case: it appears as an additional function (_ZN5PointC2Ev).</w:t>
+      </w:r>
+    </w:p>
+    <w:p>
+      <w:pPr>
+        <w:rPr>
+          <w:b/>
+          <w:bCs/>
+          <w:sz w:val="24"/>
+          <w:szCs w:val="24"/>
+          <w:u w:val="single"/>
+        </w:rPr>
+      </w:pPr>
+      <w:r>
+        <w:rPr>
+          <w:b/>
+          <w:bCs/>
+          <w:sz w:val="24"/>
+          <w:szCs w:val="24"/>
+          <w:u w:val="single"/>
+        </w:rPr>
         <w:t xml:space="preserve">4. Floating-Point Representation in LLVM IR</w:t>
       </w:r>
     </w:p>
     <w:p>
       <w:pPr>
         <w:rPr>
-          <w:sz w:val="24"/>
-          <w:szCs w:val="24"/>
-        </w:rPr>
-      </w:pPr>
-      <w:r>
-        <w:rPr>
-          <w:sz w:val="24"/>
-          <w:szCs w:val="24"/>
-        </w:rPr>
-        <w:t xml:space="preserve">[TODO] Add code (Q4_float.c), IR snippets (Q4_float.ll); explain float/double types, fadd/fsub/fmul/fdiv/frem/fneg/fcmp, and fpext/fptrunc/fptosi/sitofp type lowering.</w:t>
+          <w:rFonts w:ascii="Consolas" w:hAnsi="Consolas"/>
+          <w:sz w:val="20"/>
+          <w:szCs w:val="20"/>
+        </w:rPr>
+      </w:pPr>
+      <w:r>
+        <w:rPr>
+          <w:rFonts w:ascii="Consolas" w:hAnsi="Consolas"/>
+          <w:sz w:val="20"/>
+          <w:szCs w:val="20"/>
+        </w:rPr>
+        <w:t xml:space="preserve">int main(){</w:t>
+      </w:r>
+    </w:p>
+    <w:p>
+      <w:pPr>
+        <w:rPr>
+          <w:rFonts w:ascii="Consolas" w:hAnsi="Consolas"/>
+          <w:sz w:val="20"/>
+          <w:szCs w:val="20"/>
+        </w:rPr>
+      </w:pPr>
+      <w:r>
+        <w:rPr>
+          <w:rFonts w:ascii="Consolas" w:hAnsi="Consolas"/>
+          <w:sz w:val="20"/>
+          <w:szCs w:val="20"/>
+        </w:rPr>
+        <w:t xml:space="preserve">        float f = 1.5f;</w:t>
+      </w:r>
+    </w:p>
+    <w:p>
+      <w:pPr>
+        <w:rPr>
+          <w:rFonts w:ascii="Consolas" w:hAnsi="Consolas"/>
+          <w:sz w:val="20"/>
+          <w:szCs w:val="20"/>
+        </w:rPr>
+      </w:pPr>
+      <w:r>
+        <w:rPr>
+          <w:rFonts w:ascii="Consolas" w:hAnsi="Consolas"/>
+          <w:sz w:val="20"/>
+          <w:szCs w:val="20"/>
+        </w:rPr>
+        <w:t xml:space="preserve">        double d = 2.5;</w:t>
+      </w:r>
+    </w:p>
+    <w:p>
+      <w:pPr>
+        <w:rPr>
+          <w:rFonts w:ascii="Consolas" w:hAnsi="Consolas"/>
+          <w:sz w:val="20"/>
+          <w:szCs w:val="20"/>
+        </w:rPr>
+      </w:pPr>
+      <w:r>
+        <w:rPr>
+          <w:rFonts w:ascii="Consolas" w:hAnsi="Consolas"/>
+          <w:sz w:val="20"/>
+          <w:szCs w:val="20"/>
+        </w:rPr>
+        <w:t xml:space="preserve">        d = d + f;               // fpext + fadd</w:t>
+      </w:r>
+    </w:p>
+    <w:p>
+      <w:pPr>
+        <w:rPr>
+          <w:rFonts w:ascii="Consolas" w:hAnsi="Consolas"/>
+          <w:sz w:val="20"/>
+          <w:szCs w:val="20"/>
+        </w:rPr>
+      </w:pPr>
+      <w:r>
+        <w:rPr>
+          <w:rFonts w:ascii="Consolas" w:hAnsi="Consolas"/>
+          <w:sz w:val="20"/>
+          <w:szCs w:val="20"/>
+        </w:rPr>
+        <w:t xml:space="preserve">        f = (float) d * f;       // fptrunc + fmul</w:t>
+      </w:r>
+    </w:p>
+    <w:p>
+      <w:pPr>
+        <w:rPr>
+          <w:rFonts w:ascii="Consolas" w:hAnsi="Consolas"/>
+          <w:sz w:val="20"/>
+          <w:szCs w:val="20"/>
+        </w:rPr>
+      </w:pPr>
+      <w:r>
+        <w:rPr>
+          <w:rFonts w:ascii="Consolas" w:hAnsi="Consolas"/>
+          <w:sz w:val="20"/>
+          <w:szCs w:val="20"/>
+        </w:rPr>
+        <w:t xml:space="preserve">        int i = (int) d;         // fptosi</w:t>
+      </w:r>
+    </w:p>
+    <w:p>
+      <w:pPr>
+        <w:rPr>
+          <w:rFonts w:ascii="Consolas" w:hAnsi="Consolas"/>
+          <w:sz w:val="20"/>
+          <w:szCs w:val="20"/>
+        </w:rPr>
+      </w:pPr>
+      <w:r>
+        <w:rPr>
+          <w:rFonts w:ascii="Consolas" w:hAnsi="Consolas"/>
+          <w:sz w:val="20"/>
+          <w:szCs w:val="20"/>
+        </w:rPr>
+        <w:t xml:space="preserve">        double e = i;            // sitofp</w:t>
+      </w:r>
+    </w:p>
+    <w:p>
+      <w:pPr>
+        <w:rPr>
+          <w:rFonts w:ascii="Consolas" w:hAnsi="Consolas"/>
+          <w:sz w:val="20"/>
+          <w:szCs w:val="20"/>
+        </w:rPr>
+      </w:pPr>
+      <w:r>
+        <w:rPr>
+          <w:rFonts w:ascii="Consolas" w:hAnsi="Consolas"/>
+          <w:sz w:val="20"/>
+          <w:szCs w:val="20"/>
+        </w:rPr>
+        <w:t xml:space="preserve">        if (f &lt; d) e = e / 2.0;  // fcmp + fdiv</w:t>
+      </w:r>
+    </w:p>
+    <w:p>
+      <w:pPr>
+        <w:rPr>
+          <w:rFonts w:ascii="Consolas" w:hAnsi="Consolas"/>
+          <w:sz w:val="20"/>
+          <w:szCs w:val="20"/>
+        </w:rPr>
+      </w:pPr>
+      <w:r>
+        <w:rPr>
+          <w:rFonts w:ascii="Consolas" w:hAnsi="Consolas"/>
+          <w:sz w:val="20"/>
+          <w:szCs w:val="20"/>
+        </w:rPr>
+        <w:t xml:space="preserve">        e = -e;                  // fneg</w:t>
+      </w:r>
+    </w:p>
+    <w:p>
+      <w:pPr>
+        <w:rPr>
+          <w:rFonts w:ascii="Consolas" w:hAnsi="Consolas"/>
+          <w:sz w:val="20"/>
+          <w:szCs w:val="20"/>
+        </w:rPr>
+      </w:pPr>
+      <w:r>
+        <w:rPr>
+          <w:rFonts w:ascii="Consolas" w:hAnsi="Consolas"/>
+          <w:sz w:val="20"/>
+          <w:szCs w:val="20"/>
+        </w:rPr>
+        <w:t xml:space="preserve">        return (int) e;</w:t>
+      </w:r>
+    </w:p>
+    <w:p>
+      <w:pPr>
+        <w:rPr>
+          <w:rFonts w:ascii="Consolas" w:hAnsi="Consolas"/>
+          <w:sz w:val="20"/>
+          <w:szCs w:val="20"/>
+        </w:rPr>
+      </w:pPr>
+      <w:r>
+        <w:rPr>
+          <w:rFonts w:ascii="Consolas" w:hAnsi="Consolas"/>
+          <w:sz w:val="20"/>
+          <w:szCs w:val="20"/>
+        </w:rPr>
+        <w:t xml:space="preserve">}</w:t>
+      </w:r>
+    </w:p>
+    <w:p>
+      <w:pPr>
+        <w:rPr>
+          <w:sz w:val="24"/>
+          <w:szCs w:val="24"/>
+        </w:rPr>
+      </w:pPr>
+      <w:r>
+        <w:rPr>
+          <w:sz w:val="24"/>
+          <w:szCs w:val="24"/>
+        </w:rPr>
+        <w:t xml:space="preserve">IR Code Snippets in Q4_float.ll:</w:t>
+      </w:r>
+    </w:p>
+    <w:p>
+      <w:pPr>
+        <w:rPr>
+          <w:rFonts w:ascii="Consolas" w:hAnsi="Consolas"/>
+          <w:sz w:val="20"/>
+          <w:szCs w:val="20"/>
+        </w:rPr>
+      </w:pPr>
+      <w:r>
+        <w:rPr>
+          <w:rFonts w:ascii="Consolas" w:hAnsi="Consolas"/>
+          <w:sz w:val="20"/>
+          <w:szCs w:val="20"/>
+        </w:rPr>
+        <w:t xml:space="preserve">%2 = alloca float, align 4</w:t>
+      </w:r>
+    </w:p>
+    <w:p>
+      <w:pPr>
+        <w:rPr>
+          <w:rFonts w:ascii="Consolas" w:hAnsi="Consolas"/>
+          <w:sz w:val="20"/>
+          <w:szCs w:val="20"/>
+        </w:rPr>
+      </w:pPr>
+      <w:r>
+        <w:rPr>
+          <w:rFonts w:ascii="Consolas" w:hAnsi="Consolas"/>
+          <w:sz w:val="20"/>
+          <w:szCs w:val="20"/>
+        </w:rPr>
+        <w:t xml:space="preserve">%3 = alloca double, align 8</w:t>
+      </w:r>
+    </w:p>
+    <w:p>
+      <w:pPr>
+        <w:rPr>
+          <w:rFonts w:ascii="Consolas" w:hAnsi="Consolas"/>
+          <w:sz w:val="20"/>
+          <w:szCs w:val="20"/>
+        </w:rPr>
+      </w:pPr>
+      <w:r>
+        <w:rPr>
+          <w:rFonts w:ascii="Consolas" w:hAnsi="Consolas"/>
+          <w:sz w:val="20"/>
+          <w:szCs w:val="20"/>
+        </w:rPr>
+        <w:t xml:space="preserve">store float 1.500000e+00, ptr %2, align 4</w:t>
+      </w:r>
+    </w:p>
+    <w:p>
+      <w:pPr>
+        <w:rPr>
+          <w:rFonts w:ascii="Consolas" w:hAnsi="Consolas"/>
+          <w:sz w:val="20"/>
+          <w:szCs w:val="20"/>
+        </w:rPr>
+      </w:pPr>
+      <w:r>
+        <w:rPr>
+          <w:rFonts w:ascii="Consolas" w:hAnsi="Consolas"/>
+          <w:sz w:val="20"/>
+          <w:szCs w:val="20"/>
+        </w:rPr>
+        <w:t xml:space="preserve">store double 2.500000e+00, ptr %3, align 8</w:t>
+      </w:r>
+    </w:p>
+    <w:p>
+      <w:pPr>
+        <w:rPr>
+          <w:rFonts w:ascii="Consolas" w:hAnsi="Consolas"/>
+          <w:sz w:val="20"/>
+          <w:szCs w:val="20"/>
+        </w:rPr>
+      </w:pPr>
+      <w:r>
+        <w:rPr>
+          <w:rFonts w:ascii="Consolas" w:hAnsi="Consolas"/>
+          <w:sz w:val="20"/>
+          <w:szCs w:val="20"/>
+        </w:rPr>
+        <w:t xml:space="preserve">%8 = fpext float %7 to double              ; float -&gt; double</w:t>
+      </w:r>
+    </w:p>
+    <w:p>
+      <w:pPr>
+        <w:rPr>
+          <w:rFonts w:ascii="Consolas" w:hAnsi="Consolas"/>
+          <w:sz w:val="20"/>
+          <w:szCs w:val="20"/>
+        </w:rPr>
+      </w:pPr>
+      <w:r>
+        <w:rPr>
+          <w:rFonts w:ascii="Consolas" w:hAnsi="Consolas"/>
+          <w:sz w:val="20"/>
+          <w:szCs w:val="20"/>
+        </w:rPr>
+        <w:t xml:space="preserve">%9 = fadd double %6, %8</w:t>
+      </w:r>
+    </w:p>
+    <w:p>
+      <w:pPr>
+        <w:rPr>
+          <w:rFonts w:ascii="Consolas" w:hAnsi="Consolas"/>
+          <w:sz w:val="20"/>
+          <w:szCs w:val="20"/>
+        </w:rPr>
+      </w:pPr>
+      <w:r>
+        <w:rPr>
+          <w:rFonts w:ascii="Consolas" w:hAnsi="Consolas"/>
+          <w:sz w:val="20"/>
+          <w:szCs w:val="20"/>
+        </w:rPr>
+        <w:t xml:space="preserve">%11 = fptrunc double %10 to float          ; double -&gt; float</w:t>
+      </w:r>
+    </w:p>
+    <w:p>
+      <w:pPr>
+        <w:rPr>
+          <w:rFonts w:ascii="Consolas" w:hAnsi="Consolas"/>
+          <w:sz w:val="20"/>
+          <w:szCs w:val="20"/>
+        </w:rPr>
+      </w:pPr>
+      <w:r>
+        <w:rPr>
+          <w:rFonts w:ascii="Consolas" w:hAnsi="Consolas"/>
+          <w:sz w:val="20"/>
+          <w:szCs w:val="20"/>
+        </w:rPr>
+        <w:t xml:space="preserve">%13 = fmul float %11, %12</w:t>
+      </w:r>
+    </w:p>
+    <w:p>
+      <w:pPr>
+        <w:rPr>
+          <w:rFonts w:ascii="Consolas" w:hAnsi="Consolas"/>
+          <w:sz w:val="20"/>
+          <w:szCs w:val="20"/>
+        </w:rPr>
+      </w:pPr>
+      <w:r>
+        <w:rPr>
+          <w:rFonts w:ascii="Consolas" w:hAnsi="Consolas"/>
+          <w:sz w:val="20"/>
+          <w:szCs w:val="20"/>
+        </w:rPr>
+        <w:t xml:space="preserve">%15 = fptosi double %14 to i32            ; double -&gt; int</w:t>
+      </w:r>
+    </w:p>
+    <w:p>
+      <w:pPr>
+        <w:rPr>
+          <w:rFonts w:ascii="Consolas" w:hAnsi="Consolas"/>
+          <w:sz w:val="20"/>
+          <w:szCs w:val="20"/>
+        </w:rPr>
+      </w:pPr>
+      <w:r>
+        <w:rPr>
+          <w:rFonts w:ascii="Consolas" w:hAnsi="Consolas"/>
+          <w:sz w:val="20"/>
+          <w:szCs w:val="20"/>
+        </w:rPr>
+        <w:t xml:space="preserve">%17 = sitofp i32 %16 to double            ; int -&gt; double</w:t>
+      </w:r>
+    </w:p>
+    <w:p>
+      <w:pPr>
+        <w:rPr>
+          <w:rFonts w:ascii="Consolas" w:hAnsi="Consolas"/>
+          <w:sz w:val="20"/>
+          <w:szCs w:val="20"/>
+        </w:rPr>
+      </w:pPr>
+      <w:r>
+        <w:rPr>
+          <w:rFonts w:ascii="Consolas" w:hAnsi="Consolas"/>
+          <w:sz w:val="20"/>
+          <w:szCs w:val="20"/>
+        </w:rPr>
+        <w:t xml:space="preserve">%21 = fcmp olt double %19, %20            ; f &lt; d</w:t>
+      </w:r>
+    </w:p>
+    <w:p>
+      <w:pPr>
+        <w:rPr>
+          <w:rFonts w:ascii="Consolas" w:hAnsi="Consolas"/>
+          <w:sz w:val="20"/>
+          <w:szCs w:val="20"/>
+        </w:rPr>
+      </w:pPr>
+      <w:r>
+        <w:rPr>
+          <w:rFonts w:ascii="Consolas" w:hAnsi="Consolas"/>
+          <w:sz w:val="20"/>
+          <w:szCs w:val="20"/>
+        </w:rPr>
+        <w:t xml:space="preserve">%24 = fdiv double %23, 2.000000e+00</w:t>
+      </w:r>
+    </w:p>
+    <w:p>
+      <w:pPr>
+        <w:rPr>
+          <w:rFonts w:ascii="Consolas" w:hAnsi="Consolas"/>
+          <w:sz w:val="20"/>
+          <w:szCs w:val="20"/>
+        </w:rPr>
+      </w:pPr>
+      <w:r>
+        <w:rPr>
+          <w:rFonts w:ascii="Consolas" w:hAnsi="Consolas"/>
+          <w:sz w:val="20"/>
+          <w:szCs w:val="20"/>
+        </w:rPr>
+        <w:t xml:space="preserve">%27 = fneg double %26</w:t>
+      </w:r>
+    </w:p>
+    <w:p>
+      <w:pPr>
+        <w:rPr>
+          <w:sz w:val="24"/>
+          <w:szCs w:val="24"/>
+        </w:rPr>
+      </w:pPr>
+      <w:r>
+        <w:rPr>
+          <w:b/>
+          <w:bCs/>
+          <w:sz w:val="24"/>
+          <w:szCs w:val="24"/>
+        </w:rPr>
+        <w:t xml:space="preserve">Explanation: </w:t>
+      </w:r>
+      <w:r>
+        <w:rPr>
+          <w:sz w:val="24"/>
+          <w:szCs w:val="24"/>
+        </w:rPr>
+        <w:t xml:space="preserve">Representation: LLVM has fixed-width floating-point types: half, bfloat, float (32 bit), double (64 bit), x86_fp80, fp128 and ppc_fp128. C float and double map to float and double. Constants are written as decimal (1.500000e+00) when exactly representable, and otherwise as a hexadecimal bit pattern; a float constant is written using the bit pattern of its value widened to double, e.g. 0.1f becomes 0x3FB99999A0000000.</w:t>
+      </w:r>
+    </w:p>
+    <w:p>
+      <w:pPr>
+        <w:rPr>
+          <w:sz w:val="24"/>
+          <w:szCs w:val="24"/>
+        </w:rPr>
+      </w:pPr>
+      <w:r>
+        <w:rPr>
+          <w:b/>
+          <w:bCs/>
+          <w:sz w:val="24"/>
+          <w:szCs w:val="24"/>
+        </w:rPr>
+        <w:t xml:space="preserve">Explanation: </w:t>
+      </w:r>
+      <w:r>
+        <w:rPr>
+          <w:sz w:val="24"/>
+          <w:szCs w:val="24"/>
+        </w:rPr>
+        <w:t xml:space="preserve">Operations: fadd, fsub, fmul, fdiv, frem and fneg work on floating-point values (both operands must have the same type). Comparison is done with fcmp, whose predicate is either ordered (oeq, ogt, oge, olt, ole, one: false if an operand is NaN) or unordered (ueq, ugt, ..., une: true if an operand is NaN); Clang emits olt for &lt; and une for !=. fcmp produces an i1 that feeds a br instruction.</w:t>
+      </w:r>
+    </w:p>
+    <w:p>
+      <w:pPr>
+        <w:rPr>
+          <w:sz w:val="24"/>
+          <w:szCs w:val="24"/>
+        </w:rPr>
+      </w:pPr>
+      <w:r>
+        <w:rPr>
+          <w:b/>
+          <w:bCs/>
+          <w:sz w:val="24"/>
+          <w:szCs w:val="24"/>
+        </w:rPr>
+        <w:t xml:space="preserve">Explanation: </w:t>
+      </w:r>
+      <w:r>
+        <w:rPr>
+          <w:sz w:val="24"/>
+          <w:szCs w:val="24"/>
+        </w:rPr>
+        <w:t xml:space="preserve">Type lowering: LLVM IR has no implicit conversions, so Clang makes every C conversion explicit. In d + f, the float is first widened with fpext to double (usual arithmetic conversions); (float) d is a fptrunc; float to integer is fptosi (fptoui for unsigned) and integer to float is sitofp (uitofp for unsigned). When lowered further with llc (Q4_float.s) these become x86-64 SSE instructions: float arithmetic uses the ss forms (mulss), double arithmetic the sd forms (addsd, divsd), fpext/fptrunc become cvtss2sd/cvtsd2ss, fptosi/sitofp become cvttsd2si/cvtsi2sd, fcmp becomes ucomisd followed by a conditional jump, and fneg flips the sign bit using an xor.</w:t>
       </w:r>
     </w:p>
     <w:p>
@@ -25951,6 +27757,102 @@
           <w:szCs w:val="20"/>
         </w:rPr>
         <w:t>!4 = !{!"Ubuntu clang version 18.1.3 (1ubuntu1)"}</w:t>
+      </w:r>
+    </w:p>
+    <w:p>
+      <w:pPr>
+        <w:rPr>
+          <w:b/>
+          <w:bCs/>
+          <w:sz w:val="24"/>
+          <w:szCs w:val="24"/>
+          <w:u w:val="single"/>
+        </w:rPr>
+      </w:pPr>
+      <w:r>
+        <w:rPr>
+          <w:b/>
+          <w:bCs/>
+          <w:sz w:val="24"/>
+          <w:szCs w:val="24"/>
+          <w:u w:val="single"/>
+        </w:rPr>
+        <w:t xml:space="preserve">References</w:t>
+      </w:r>
+    </w:p>
+    <w:p>
+      <w:pPr>
+        <w:rPr>
+          <w:sz w:val="24"/>
+          <w:szCs w:val="24"/>
+        </w:rPr>
+      </w:pPr>
+      <w:r>
+        <w:rPr>
+          <w:sz w:val="24"/>
+          <w:szCs w:val="24"/>
+        </w:rPr>
+        <w:t xml:space="preserve">[1] LLVM Project, "LLVM Language Reference Manual", https://llvm.org/docs/LangRef.html</w:t>
+      </w:r>
+    </w:p>
+    <w:p>
+      <w:pPr>
+        <w:rPr>
+          <w:sz w:val="24"/>
+          <w:szCs w:val="24"/>
+        </w:rPr>
+      </w:pPr>
+      <w:r>
+        <w:rPr>
+          <w:sz w:val="24"/>
+          <w:szCs w:val="24"/>
+        </w:rPr>
+        <w:t xml:space="preserve">[2] LLVM Project, "Getting Started with the LLVM System" (directory layout, building from source), https://llvm.org/docs/GettingStarted.html</w:t>
+      </w:r>
+    </w:p>
+    <w:p>
+      <w:pPr>
+        <w:rPr>
+          <w:sz w:val="24"/>
+          <w:szCs w:val="24"/>
+        </w:rPr>
+      </w:pPr>
+      <w:r>
+        <w:rPr>
+          <w:sz w:val="24"/>
+          <w:szCs w:val="24"/>
+        </w:rPr>
+        <w:t xml:space="preserve">[3] LLVM Project, "Clang documentation", https://clang.llvm.org/docs/</w:t>
+      </w:r>
+    </w:p>
+    <w:p>
+      <w:pPr>
+        <w:rPr>
+          <w:sz w:val="24"/>
+          <w:szCs w:val="24"/>
+        </w:rPr>
+      </w:pPr>
+      <w:r>
+        <w:rPr>
+          <w:sz w:val="24"/>
+          <w:szCs w:val="24"/>
+        </w:rPr>
+        <w:t xml:space="preserve">[4] LLVM Project, "The Often Misunderstood GEP Instruction", https://llvm.org/docs/GetElementPtr.html</w:t>
+      </w:r>
+    </w:p>
+    <w:p>
+      <w:pPr>
+        <w:rPr>
+          <w:sz w:val="24"/>
+          <w:szCs w:val="24"/>
+        </w:rPr>
+      </w:pPr>
+      <w:r>
+        <w:rPr>
+          <w:sz w:val="24"/>
+          <w:szCs w:val="24"/>
+        </w:rPr>
+        <w:t xml:space="preserve">[5] Source files and generated outputs of this report: https://github.com/Rmuk655/Compiler-Construction/tree/main/LLVM-IR-Explorer</w:t>
       </w:r>
     </w:p>
     <w:sectPr>

--- a/LLVM-IR-Explorer/Report.docx
+++ b/LLVM-IR-Explorer/Report.docx
@@ -282,7 +282,7 @@
           <w:sz w:val="24"/>
           <w:szCs w:val="24"/>
         </w:rPr>
-        <w:t xml:space="preserve">LLVM lives in the llvm-project monorepo (release/17.x was used). The parts relevant here are:</w:t>
+        <w:t xml:space="preserve">The LLVM source (release/17.x of llvm-project) is divided into the following main directories:</w:t>
       </w:r>
     </w:p>
     <w:p>
@@ -299,14 +299,14 @@
           <w:sz w:val="24"/>
           <w:szCs w:val="24"/>
         </w:rPr>
-        <w:t xml:space="preserve">llvm/</w:t>
-      </w:r>
-      <w:r>
-        <w:rPr>
-          <w:sz w:val="24"/>
-          <w:szCs w:val="24"/>
-        </w:rPr>
-        <w:t xml:space="preserve">: the core. include/llvm/ holds the public headers (IR/, ADT/, Support/, Analysis/, Transforms/, CodeGen/, ...); lib/ holds the implementations of the same components (lib/IR for the IR classes, lib/Analysis, lib/Transforms for optimisation passes, lib/CodeGen for the backend framework and lib/Target/X86 etc. for target backends); tools/ builds the command-line programs (llc, opt, lli, llvm-as, llvm-dis); test/ and unittests/ hold the regression and unit tests; docs/ and utils/ hold documentation and helper scripts.</w:t>
+        <w:t xml:space="preserve">llvm/: </w:t>
+      </w:r>
+      <w:r>
+        <w:rPr>
+          <w:sz w:val="24"/>
+          <w:szCs w:val="24"/>
+        </w:rPr>
+        <w:t xml:space="preserve">contains the core of LLVM. include/llvm holds the header files, lib/ holds their implementations (IR, Analysis, Transforms (optimization passes), CodeGen, Target), tools/ holds programs like llc, opt and lli, and test/ holds the regression tests.</w:t>
       </w:r>
     </w:p>
     <w:p>
@@ -323,14 +323,14 @@
           <w:sz w:val="24"/>
           <w:szCs w:val="24"/>
         </w:rPr>
-        <w:t xml:space="preserve">clang/</w:t>
-      </w:r>
-      <w:r>
-        <w:rPr>
-          <w:sz w:val="24"/>
-          <w:szCs w:val="24"/>
-        </w:rPr>
-        <w:t xml:space="preserve">: the C-family frontend. lib/Lex (lexer, preprocessor), lib/Parse, lib/Sema (semantic analysis), lib/AST, and lib/CodeGen, which lowers the AST to LLVM IR, i.e. the part that produces the .ll files studied in this report; include/clang holds its headers and tools/ the clang driver.</w:t>
+        <w:t xml:space="preserve">clang/: </w:t>
+      </w:r>
+      <w:r>
+        <w:rPr>
+          <w:sz w:val="24"/>
+          <w:szCs w:val="24"/>
+        </w:rPr>
+        <w:t xml:space="preserve">contains the C-family frontend. lib/Lex, lib/Parse, lib/Sema and lib/AST handle lexing, parsing, semantic analysis and the AST, while lib/CodeGen converts the AST to LLVM IR (the .ll files in this report).</w:t>
       </w:r>
     </w:p>
     <w:p>
@@ -347,14 +347,14 @@
           <w:sz w:val="24"/>
           <w:szCs w:val="24"/>
         </w:rPr>
-        <w:t xml:space="preserve">clang-tools-extra/</w:t>
-      </w:r>
-      <w:r>
-        <w:rPr>
-          <w:sz w:val="24"/>
-          <w:szCs w:val="24"/>
-        </w:rPr>
-        <w:t xml:space="preserve">: tools built on Clang libraries such as clang-tidy, clangd and clang-format related utilities.</w:t>
+        <w:t xml:space="preserve">clang-tools-extra/: </w:t>
+      </w:r>
+      <w:r>
+        <w:rPr>
+          <w:sz w:val="24"/>
+          <w:szCs w:val="24"/>
+        </w:rPr>
+        <w:t xml:space="preserve">contains extra tools built on Clang such as clang-tidy and clangd.</w:t>
       </w:r>
     </w:p>
     <w:p>
@@ -371,29 +371,29 @@
           <w:sz w:val="24"/>
           <w:szCs w:val="24"/>
         </w:rPr>
-        <w:t xml:space="preserve">cmake/, runtimes/, ...</w:t>
-      </w:r>
-      <w:r>
-        <w:rPr>
-          <w:sz w:val="24"/>
-          <w:szCs w:val="24"/>
-        </w:rPr>
-        <w:t xml:space="preserve">: build-system modules and runtime libraries; only llvm, clang and clang-tools-extra are enabled through -DLLVM_ENABLE_PROJECTS="clang-tools-extra;clang".</w:t>
-      </w:r>
-    </w:p>
-    <w:p>
-      <w:pPr>
-        <w:rPr>
-          <w:sz w:val="24"/>
-          <w:szCs w:val="24"/>
-        </w:rPr>
-      </w:pPr>
-      <w:r>
-        <w:rPr>
-          <w:sz w:val="24"/>
-          <w:szCs w:val="24"/>
-        </w:rPr>
-        <w:t xml:space="preserve">Pipeline used in this report: source (.c/.cpp) -&gt; clang frontend (lex, parse, Sema, AST) -&gt; clang/lib/CodeGen -&gt; LLVM IR (.ll) -&gt; optional passes (opt) -&gt; llc backend -&gt; assembly.</w:t>
+        <w:t xml:space="preserve">Other directories </w:t>
+      </w:r>
+      <w:r>
+        <w:rPr>
+          <w:sz w:val="24"/>
+          <w:szCs w:val="24"/>
+        </w:rPr>
+        <w:t xml:space="preserve">(cmake/, runtimes/, ...) hold build files and runtime libraries. Only clang and clang-tools-extra are enabled using -DLLVM_ENABLE_PROJECTS="clang-tools-extra;clang".</w:t>
+      </w:r>
+    </w:p>
+    <w:p>
+      <w:pPr>
+        <w:rPr>
+          <w:sz w:val="24"/>
+          <w:szCs w:val="24"/>
+        </w:rPr>
+      </w:pPr>
+      <w:r>
+        <w:rPr>
+          <w:sz w:val="24"/>
+          <w:szCs w:val="24"/>
+        </w:rPr>
+        <w:t xml:space="preserve">Flow followed in this report: C/C++ source → clang frontend → LLVM IR (.ll) → llc → assembly.</w:t>
       </w:r>
     </w:p>
     <w:p>
@@ -6571,7 +6571,7 @@
           <w:sz w:val="24"/>
           <w:szCs w:val="24"/>
         </w:rPr>
-        <w:t xml:space="preserve">When main() calls square(3), the constant 3 is passed by value as the argument %0 of square(). Inside square(), %0 is first stored into a local stack slot (%2) and then loaded twice for the multiplication; the product is the register %5, which is handed back with ret i32 %5. In main(), the call instruction itself yields the returned value as the register %2, which is then passed by value as the second argument of the printf call (%3 = call i32 (ptr, ...) @printf(ptr noundef @.str, i32 noundef %2)). So arguments travel as SSA values in the call, and the result travels back as the value of the call instruction.</w:t>
+        <w:t xml:space="preserve">When main() calls square(3), the value 3 is passed directly to the square() function and received as the parameter %0. It is stored in %2 (allocated using alloca), loaded twice and multiplied to get %5, which is returned using ret i32 %5. In main(), the call instruction gives this returned value in register %2, which is then passed to printf (%3 = call i32 (ptr, ...) @printf(ptr noundef @.str, i32 noundef %2)).</w:t>
       </w:r>
     </w:p>
     <w:p>
@@ -7616,7 +7616,7 @@
           <w:sz w:val="24"/>
           <w:szCs w:val="24"/>
         </w:rPr>
-        <w:t xml:space="preserve">Q1d.c has no zero extension, so a small extra program Q1e.c was written (compiled the same way, see run.sh):</w:t>
+        <w:t xml:space="preserve">This one did not appear in Q1d.c, so a small extra program Q1e.c was written:</w:t>
       </w:r>
     </w:p>
     <w:p>
@@ -7767,7 +7767,7 @@
           <w:sz w:val="24"/>
           <w:szCs w:val="24"/>
         </w:rPr>
-        <w:t xml:space="preserve">The instruction zext (zero extension) is chosen when the source value is unsigned (or is an i1 boolean), because the new high bits must be filled with 0 and not with the sign bit. Clang uses sext for signed sources and zext for unsigned ones.</w:t>
+        <w:t xml:space="preserve">The instruction zext (zero extension) is used to extend an unsigned value (or an i1 comparison result) to a larger type by filling the higher bits with 0’s instead of the sign bit.</w:t>
       </w:r>
     </w:p>
     <w:p>
@@ -7874,7 +7874,7 @@
           <w:sz w:val="24"/>
           <w:szCs w:val="24"/>
         </w:rPr>
-        <w:t xml:space="preserve">Also taken from Q1e.c:</w:t>
+        <w:t xml:space="preserve">This one is also from Q1e.c:</w:t>
       </w:r>
     </w:p>
     <w:p>
@@ -7957,7 +7957,7 @@
           <w:sz w:val="24"/>
           <w:szCs w:val="24"/>
         </w:rPr>
-        <w:t xml:space="preserve">The instruction trunc (truncate) is chosen when a wider integer is converted to a narrower one: the high bits are discarded and only the low bits are kept, so the value can change (300 becomes 44 in an 8-bit char).</w:t>
+        <w:t xml:space="preserve">The instruction trunc (truncate) is used to convert a larger integer type to a smaller one by discarding the higher bits, so the value can change (300 becomes 44 in an 8-bit char).</w:t>
       </w:r>
     </w:p>
     <w:p>
@@ -11286,7 +11286,7 @@
           <w:sz w:val="24"/>
           <w:szCs w:val="24"/>
         </w:rPr>
-        <w:t xml:space="preserve">std::vector is not a built-in type. It is an ordinary C++ class template, so Clang lowers it like any class: a nested set of named struct types whose innermost layout is three pointers (begin, end, end_of_storage), 24 bytes in total. Construction, push_back, operator[] and destruction all appear as calls to the (mangled) member functions of the instantiated template, and the push_back calls use invoke with a landingpad cleanup block because they may throw. The elements live on the heap: the allocation goes through operator new (_Znwm) inside the library code, and operator[] simply loads the begin pointer and applies a one-index getelementptr to it.</w:t>
+        <w:t xml:space="preserve">std::vector is not a built-in type in LLVM IR. It is a normal C++ class, so it is represented as a struct (%"class.std::vector") whose innermost type is three pointers (begin, end and end_of_storage). The vector object itself takes only 24 bytes on the stack, while the elements are stored on the heap. Operations like the constructor, push_back, operator[] and the destructor are all calls to functions, and operator[] just loads the begin pointer and uses a getelementptr with one index to get the address of the element. The push_back calls use invoke (instead of call) with a landingpad since they can throw an exception.</w:t>
       </w:r>
     </w:p>
     <w:p>
@@ -11601,7 +11601,7 @@
           <w:sz w:val="24"/>
           <w:szCs w:val="24"/>
         </w:rPr>
-        <w:t xml:space="preserve">LLVM IR has no union type. Clang represents a union as a struct with a single storage member and accesses every field through the same address %2 using differently typed loads and stores (no getelementptr is needed, as both stores above show).</w:t>
+        <w:t xml:space="preserve">LLVM IR has no separate union type. A union is represented as a struct with one member (here i32) plus padding ([4 x i8]). All the members are accessed using the same address %2, only the type of the load/store changes (i32 for d.i and float for d.f).</w:t>
       </w:r>
     </w:p>
     <w:p>
@@ -12137,7 +12137,7 @@
           <w:sz w:val="24"/>
           <w:szCs w:val="24"/>
         </w:rPr>
-        <w:t xml:space="preserve">Both types have the identical layout { i32, i32 }; the only visible difference is the name prefix (%struct. versus %class.), taken from the keyword used in the source. The private members of C are not marked in any way, and the member function set() is just a normal function with the object pointer as its first argument.</w:t>
+        <w:t xml:space="preserve">Both S and C have the same layout { i32, i32 }. The only difference is the name of the type (%struct.S and %class.C). The private members of C are not marked anywhere in the IR, and the member function set() is a normal function which takes the pointer to the object as its first argument.</w:t>
       </w:r>
     </w:p>
     <w:p>
@@ -12173,37 +12173,37 @@
           <w:sz w:val="24"/>
           <w:szCs w:val="24"/>
         </w:rPr>
-        <w:t xml:space="preserve">3(b) Difference between arrays and vectors in LLVM IR: A C array is a first-class IR aggregate type, [N x T], whose size is fixed at compile time. It is allocated in place (alloca [5 x i32]) and elements are addressed with getelementptr using two indices (0, i). A std::vector is a library class lowered to a struct of three pointers (24 bytes) whose elements live in separately allocated heap memory; it is used only through calls to member functions (constructor, push_back, operator[], destructor), and operator[] reads the begin pointer and applies a single-index getelementptr. (Separately, LLVM IR has a built-in SIMD type &lt;N x T&gt;, e.g. &lt;4 x i32&gt;, also called a vector type, but it is unrelated to std::vector and does not occur in this -O0 output.)</w:t>
-      </w:r>
-    </w:p>
-    <w:p>
-      <w:pPr>
-        <w:rPr>
-          <w:sz w:val="24"/>
-          <w:szCs w:val="24"/>
-        </w:rPr>
-      </w:pPr>
-      <w:r>
-        <w:rPr>
-          <w:sz w:val="24"/>
-          <w:szCs w:val="24"/>
-        </w:rPr>
-        <w:t xml:space="preserve">3(c) How the type of a union is determined in LLVM IR: Clang computes the union layout from its members: the member with the strictest alignment (the largest one when alignments are equal) becomes the single storage member, and the remaining bytes up to the size of the union are filled with an [N x i8] padding array. Here i (i32), f (float) and c (char[8], alignment 1) give %union.Data = type { i32, [4 x i8] }, i.e. size 8 and alignment 4, as required by c[8] and by i/f respectively.</w:t>
-      </w:r>
-    </w:p>
-    <w:p>
-      <w:pPr>
-        <w:rPr>
-          <w:sz w:val="24"/>
-          <w:szCs w:val="24"/>
-        </w:rPr>
-      </w:pPr>
-      <w:r>
-        <w:rPr>
-          <w:sz w:val="24"/>
-          <w:szCs w:val="24"/>
-        </w:rPr>
-        <w:t xml:space="preserve">3(d) Differences between struct and class once lowered to LLVM IR: There is essentially none structurally. Both lower to a named struct type with the same member layout, and the keyword only shows up as the name prefix (%struct.S versus %class.C). Default access (public for struct, private for class) is enforced by the frontend and does not appear in the IR at all; member functions are ordinary functions taking the object pointer as an extra first parameter. Differences in the IR only come from what a type contains (constructors, virtual functions, base classes), not from the struct/class keyword. The constructor of Q2bii.cpp is such a case: it appears as an additional function (_ZN5PointC2Ev).</w:t>
+        <w:t xml:space="preserve">3(b) Arrays vs vectors: An array is a built-in type of LLVM IR ([5 x i32]) whose size is fixed at compile time and is allocated directly using alloca. Its elements are accessed using getelementptr with two indices (0, i). A vector (std::vector) is a class, so it is a struct of three pointers (24 bytes) and its elements are stored on the heap. It is accessed only through function calls (push_back, operator[]), where operator[] uses a getelementptr with one index on the begin pointer. Note: LLVM IR also has its own vector type (&lt;4 x i32&gt;) used for SIMD, which is different from std::vector.</w:t>
+      </w:r>
+    </w:p>
+    <w:p>
+      <w:pPr>
+        <w:rPr>
+          <w:sz w:val="24"/>
+          <w:szCs w:val="24"/>
+        </w:rPr>
+      </w:pPr>
+      <w:r>
+        <w:rPr>
+          <w:sz w:val="24"/>
+          <w:szCs w:val="24"/>
+        </w:rPr>
+        <w:t xml:space="preserve">3(c) Type of a union: Clang takes the member with the largest alignment (the largest size if there is a tie) as the type of the union and adds padding at the end to match the size of the union. Here i and f need 4 bytes with alignment 4 while c[8] needs 8 bytes with alignment 1, so the type is { i32, [4 x i8] } (size 8, alignment 4).</w:t>
+      </w:r>
+    </w:p>
+    <w:p>
+      <w:pPr>
+        <w:rPr>
+          <w:sz w:val="24"/>
+          <w:szCs w:val="24"/>
+        </w:rPr>
+      </w:pPr>
+      <w:r>
+        <w:rPr>
+          <w:sz w:val="24"/>
+          <w:szCs w:val="24"/>
+        </w:rPr>
+        <w:t xml:space="preserve">3(d) struct vs class: There are no differences in the IR once lowered, apart from the name of the type (%struct.S and %class.C). Public/private access is checked by the compiler frontend and is not present in the IR. Both are laid out in the same way and their member functions are normal functions taking the object pointer as an argument. Differences only come from the contents of the type (constructors, virtual functions, base classes) and not from the keyword.</w:t>
       </w:r>
     </w:p>
     <w:p>
@@ -12671,7 +12671,7 @@
           <w:sz w:val="24"/>
           <w:szCs w:val="24"/>
         </w:rPr>
-        <w:t xml:space="preserve">Representation: LLVM has fixed-width floating-point types: half, bfloat, float (32 bit), double (64 bit), x86_fp80, fp128 and ppc_fp128. C float and double map to float and double. Constants are written as decimal (1.500000e+00) when exactly representable, and otherwise as a hexadecimal bit pattern; a float constant is written using the bit pattern of its value widened to double, e.g. 0.1f becomes 0x3FB99999A0000000.</w:t>
+        <w:t xml:space="preserve">LLVM IR has float (32 bit), double (64 bit) and others like half, x86_fp80 and fp128. C float and double map to float and double directly. A constant is written in decimal (1.500000e+00) if it can be represented exactly, otherwise as a hexadecimal value (0.1f is written as 0x3FB99999A0000000).</w:t>
       </w:r>
     </w:p>
     <w:p>
@@ -12695,7 +12695,7 @@
           <w:sz w:val="24"/>
           <w:szCs w:val="24"/>
         </w:rPr>
-        <w:t xml:space="preserve">Operations: fadd, fsub, fmul, fdiv, frem and fneg work on floating-point values (both operands must have the same type). Comparison is done with fcmp, whose predicate is either ordered (oeq, ogt, oge, olt, ole, one: false if an operand is NaN) or unordered (ueq, ugt, ..., une: true if an operand is NaN); Clang emits olt for &lt; and une for !=. fcmp produces an i1 that feeds a br instruction.</w:t>
+        <w:t xml:space="preserve">The operations supported are fadd, fsub, fmul, fdiv, frem and fneg, and both operands must have the same type. Comparison is done using fcmp which returns an i1 used by br. The predicates are ordered (oeq, olt, ogt, ...) which are false if an operand is NaN, and unordered (une, ult, ...) which are true if an operand is NaN. Clang uses olt for &lt; and une for !=.</w:t>
       </w:r>
     </w:p>
     <w:p>
@@ -12719,7 +12719,7 @@
           <w:sz w:val="24"/>
           <w:szCs w:val="24"/>
         </w:rPr>
-        <w:t xml:space="preserve">Type lowering: LLVM IR has no implicit conversions, so Clang makes every C conversion explicit. In d + f, the float is first widened with fpext to double (usual arithmetic conversions); (float) d is a fptrunc; float to integer is fptosi (fptoui for unsigned) and integer to float is sitofp (uitofp for unsigned). When lowered further with llc (Q4_float.s) these become x86-64 SSE instructions: float arithmetic uses the ss forms (mulss), double arithmetic the sd forms (addsd, divsd), fpext/fptrunc become cvtss2sd/cvtsd2ss, fptosi/sitofp become cvttsd2si/cvtsi2sd, fcmp becomes ucomisd followed by a conditional jump, and fneg flips the sign bit using an xor.</w:t>
+        <w:t xml:space="preserve">LLVM IR does not do implicit conversions, so Clang adds an explicit instruction for each one. In d + f, the float is first converted to double using fpext, (float) d uses fptrunc, double to int uses fptosi and int to double uses sitofp. When lowered further using llc (Q4_float.s), these become x86-64 SSE instructions: addsd/divsd for double and mulss for float, cvtss2sd/cvtsd2ss for fpext/fptrunc, cvttsd2si/cvtsi2sd for fptosi/sitofp, ucomisd for fcmp, and an xor with the sign bit for fneg.</w:t>
       </w:r>
     </w:p>
     <w:p>

--- a/LLVM-IR-Explorer/Report.docx
+++ b/LLVM-IR-Explorer/Report.docx
@@ -150,7 +150,7 @@
           <w:sz w:val="24"/>
           <w:szCs w:val="24"/>
         </w:rPr>
-        <w:t>LLVM Version: 17.0.6</w:t>
+        <w:t>LLVM Version: 17.0.6 (built from source: llvmorg-17.0.6 with clang and clang-tools-extra, X86 target)</w:t>
       </w:r>
     </w:p>
     <w:p>
